--- a/Somativa 02.docx
+++ b/Somativa 02.docx
@@ -146,6 +146,7 @@
     <w:p>
       <w:pPr>
         <w:rPr>
+          <w:rFonts w:ascii="Segoe UI Emoji" w:hAnsi="Segoe UI Emoji" w:cs="Segoe UI Emoji"/>
           <w:sz w:val="36"/>
           <w:szCs w:val="36"/>
         </w:rPr>
@@ -161,6 +162,7 @@
       </w:r>
       <w:r>
         <w:rPr>
+          <w:rFonts w:ascii="Segoe UI Emoji" w:hAnsi="Segoe UI Emoji" w:cs="Segoe UI Emoji"/>
           <w:sz w:val="36"/>
           <w:szCs w:val="36"/>
         </w:rPr>
@@ -170,6 +172,7 @@
     <w:p>
       <w:pPr>
         <w:rPr>
+          <w:rFonts w:ascii="Segoe UI Emoji" w:hAnsi="Segoe UI Emoji" w:cs="Segoe UI Emoji"/>
           <w:sz w:val="36"/>
           <w:szCs w:val="36"/>
         </w:rPr>
@@ -184,6 +187,7 @@
       </w:r>
       <w:r>
         <w:rPr>
+          <w:rFonts w:ascii="Segoe UI Emoji" w:hAnsi="Segoe UI Emoji" w:cs="Segoe UI Emoji"/>
           <w:sz w:val="36"/>
           <w:szCs w:val="36"/>
         </w:rPr>
@@ -193,12 +197,14 @@
     <w:p>
       <w:pPr>
         <w:rPr>
-          <w:sz w:val="36"/>
-          <w:szCs w:val="36"/>
-        </w:rPr>
-      </w:pPr>
-      <w:r>
-        <w:rPr>
+          <w:rFonts w:ascii="Segoe UI Emoji" w:hAnsi="Segoe UI Emoji" w:cs="Segoe UI Emoji"/>
+          <w:sz w:val="36"/>
+          <w:szCs w:val="36"/>
+        </w:rPr>
+      </w:pPr>
+      <w:r>
+        <w:rPr>
+          <w:rFonts w:ascii="Segoe UI Emoji" w:hAnsi="Segoe UI Emoji" w:cs="Segoe UI Emoji"/>
           <w:sz w:val="36"/>
           <w:szCs w:val="36"/>
         </w:rPr>
@@ -207,6 +213,7 @@
       <w:proofErr w:type="spellStart"/>
       <w:r>
         <w:rPr>
+          <w:rFonts w:ascii="Segoe UI Emoji" w:hAnsi="Segoe UI Emoji" w:cs="Segoe UI Emoji"/>
           <w:sz w:val="36"/>
           <w:szCs w:val="36"/>
         </w:rPr>
@@ -215,6 +222,7 @@
       <w:proofErr w:type="spellEnd"/>
       <w:r>
         <w:rPr>
+          <w:rFonts w:ascii="Segoe UI Emoji" w:hAnsi="Segoe UI Emoji" w:cs="Segoe UI Emoji"/>
           <w:sz w:val="36"/>
           <w:szCs w:val="36"/>
         </w:rPr>
@@ -223,6 +231,7 @@
       <w:proofErr w:type="spellStart"/>
       <w:r>
         <w:rPr>
+          <w:rFonts w:ascii="Segoe UI Emoji" w:hAnsi="Segoe UI Emoji" w:cs="Segoe UI Emoji"/>
           <w:sz w:val="36"/>
           <w:szCs w:val="36"/>
         </w:rPr>
@@ -231,6 +240,7 @@
       <w:proofErr w:type="spellEnd"/>
       <w:r>
         <w:rPr>
+          <w:rFonts w:ascii="Segoe UI Emoji" w:hAnsi="Segoe UI Emoji" w:cs="Segoe UI Emoji"/>
           <w:sz w:val="36"/>
           <w:szCs w:val="36"/>
         </w:rPr>
@@ -240,12 +250,14 @@
     <w:p>
       <w:pPr>
         <w:rPr>
-          <w:sz w:val="36"/>
-          <w:szCs w:val="36"/>
-        </w:rPr>
-      </w:pPr>
-      <w:r>
-        <w:rPr>
+          <w:rFonts w:ascii="Segoe UI Emoji" w:hAnsi="Segoe UI Emoji" w:cs="Segoe UI Emoji"/>
+          <w:sz w:val="36"/>
+          <w:szCs w:val="36"/>
+        </w:rPr>
+      </w:pPr>
+      <w:r>
+        <w:rPr>
+          <w:rFonts w:ascii="Segoe UI Emoji" w:hAnsi="Segoe UI Emoji" w:cs="Segoe UI Emoji"/>
           <w:sz w:val="36"/>
           <w:szCs w:val="36"/>
         </w:rPr>
@@ -255,12 +267,14 @@
     <w:p>
       <w:pPr>
         <w:rPr>
-          <w:sz w:val="36"/>
-          <w:szCs w:val="36"/>
-        </w:rPr>
-      </w:pPr>
-      <w:r>
-        <w:rPr>
+          <w:rFonts w:ascii="Segoe UI Emoji" w:hAnsi="Segoe UI Emoji" w:cs="Segoe UI Emoji"/>
+          <w:sz w:val="36"/>
+          <w:szCs w:val="36"/>
+        </w:rPr>
+      </w:pPr>
+      <w:r>
+        <w:rPr>
+          <w:rFonts w:ascii="Segoe UI Emoji" w:hAnsi="Segoe UI Emoji" w:cs="Segoe UI Emoji"/>
           <w:sz w:val="36"/>
           <w:szCs w:val="36"/>
         </w:rPr>
@@ -270,12 +284,14 @@
     <w:p>
       <w:pPr>
         <w:rPr>
-          <w:sz w:val="36"/>
-          <w:szCs w:val="36"/>
-        </w:rPr>
-      </w:pPr>
-      <w:r>
-        <w:rPr>
+          <w:rFonts w:ascii="Segoe UI Emoji" w:hAnsi="Segoe UI Emoji" w:cs="Segoe UI Emoji"/>
+          <w:sz w:val="36"/>
+          <w:szCs w:val="36"/>
+        </w:rPr>
+      </w:pPr>
+      <w:r>
+        <w:rPr>
+          <w:rFonts w:ascii="Segoe UI Emoji" w:hAnsi="Segoe UI Emoji" w:cs="Segoe UI Emoji"/>
           <w:sz w:val="36"/>
           <w:szCs w:val="36"/>
         </w:rPr>
@@ -285,12 +301,14 @@
     <w:p>
       <w:pPr>
         <w:rPr>
-          <w:sz w:val="36"/>
-          <w:szCs w:val="36"/>
-        </w:rPr>
-      </w:pPr>
-      <w:r>
-        <w:rPr>
+          <w:rFonts w:ascii="Segoe UI Emoji" w:hAnsi="Segoe UI Emoji" w:cs="Segoe UI Emoji"/>
+          <w:sz w:val="36"/>
+          <w:szCs w:val="36"/>
+        </w:rPr>
+      </w:pPr>
+      <w:r>
+        <w:rPr>
+          <w:rFonts w:ascii="Segoe UI Emoji" w:hAnsi="Segoe UI Emoji" w:cs="Segoe UI Emoji"/>
           <w:sz w:val="36"/>
           <w:szCs w:val="36"/>
         </w:rPr>
@@ -300,23 +318,26 @@
     <w:p>
       <w:pPr>
         <w:rPr>
-          <w:sz w:val="36"/>
-          <w:szCs w:val="36"/>
-        </w:rPr>
-      </w:pPr>
-      <w:r>
-        <w:rPr>
+          <w:rFonts w:ascii="Segoe UI Emoji" w:hAnsi="Segoe UI Emoji" w:cs="Segoe UI Emoji"/>
+          <w:sz w:val="36"/>
+          <w:szCs w:val="36"/>
+        </w:rPr>
+      </w:pPr>
+      <w:r>
+        <w:rPr>
+          <w:rFonts w:ascii="Segoe UI Emoji" w:hAnsi="Segoe UI Emoji" w:cs="Segoe UI Emoji"/>
           <w:sz w:val="36"/>
           <w:szCs w:val="36"/>
         </w:rPr>
         <w:pict w14:anchorId="73DC44D8">
-          <v:rect id="_x0000_i1175" style="width:0;height:1.5pt" o:hralign="center" o:hrstd="t" o:hr="t" fillcolor="#a0a0a0" stroked="f"/>
+          <v:rect id="_x0000_i1025" style="width:0;height:1.5pt" o:hralign="center" o:hrstd="t" o:hr="t" fillcolor="#a0a0a0" stroked="f"/>
         </w:pict>
       </w:r>
     </w:p>
     <w:p>
       <w:pPr>
         <w:rPr>
+          <w:rFonts w:ascii="Segoe UI Emoji" w:hAnsi="Segoe UI Emoji" w:cs="Segoe UI Emoji"/>
           <w:sz w:val="36"/>
           <w:szCs w:val="36"/>
         </w:rPr>
@@ -331,6 +352,7 @@
       </w:r>
       <w:r>
         <w:rPr>
+          <w:rFonts w:ascii="Segoe UI Emoji" w:hAnsi="Segoe UI Emoji" w:cs="Segoe UI Emoji"/>
           <w:sz w:val="36"/>
           <w:szCs w:val="36"/>
         </w:rPr>
@@ -339,6 +361,7 @@
       <w:proofErr w:type="spellStart"/>
       <w:r>
         <w:rPr>
+          <w:rFonts w:ascii="Segoe UI Emoji" w:hAnsi="Segoe UI Emoji" w:cs="Segoe UI Emoji"/>
           <w:sz w:val="36"/>
           <w:szCs w:val="36"/>
         </w:rPr>
@@ -347,6 +370,7 @@
       <w:proofErr w:type="spellEnd"/>
       <w:r>
         <w:rPr>
+          <w:rFonts w:ascii="Segoe UI Emoji" w:hAnsi="Segoe UI Emoji" w:cs="Segoe UI Emoji"/>
           <w:sz w:val="36"/>
           <w:szCs w:val="36"/>
         </w:rPr>
@@ -356,12 +380,14 @@
     <w:p>
       <w:pPr>
         <w:rPr>
-          <w:sz w:val="36"/>
-          <w:szCs w:val="36"/>
-        </w:rPr>
-      </w:pPr>
-      <w:r>
-        <w:rPr>
+          <w:rFonts w:ascii="Segoe UI Emoji" w:hAnsi="Segoe UI Emoji" w:cs="Segoe UI Emoji"/>
+          <w:sz w:val="36"/>
+          <w:szCs w:val="36"/>
+        </w:rPr>
+      </w:pPr>
+      <w:r>
+        <w:rPr>
+          <w:rFonts w:ascii="Segoe UI Emoji" w:hAnsi="Segoe UI Emoji" w:cs="Segoe UI Emoji"/>
           <w:sz w:val="36"/>
           <w:szCs w:val="36"/>
         </w:rPr>
@@ -370,6 +396,7 @@
       <w:proofErr w:type="spellStart"/>
       <w:r>
         <w:rPr>
+          <w:rFonts w:ascii="Segoe UI Emoji" w:hAnsi="Segoe UI Emoji" w:cs="Segoe UI Emoji"/>
           <w:sz w:val="36"/>
           <w:szCs w:val="36"/>
         </w:rPr>
@@ -378,6 +405,7 @@
       <w:proofErr w:type="spellEnd"/>
       <w:r>
         <w:rPr>
+          <w:rFonts w:ascii="Segoe UI Emoji" w:hAnsi="Segoe UI Emoji" w:cs="Segoe UI Emoji"/>
           <w:sz w:val="36"/>
           <w:szCs w:val="36"/>
         </w:rPr>
@@ -387,12 +415,14 @@
     <w:p>
       <w:pPr>
         <w:rPr>
-          <w:sz w:val="36"/>
-          <w:szCs w:val="36"/>
-        </w:rPr>
-      </w:pPr>
-      <w:r>
-        <w:rPr>
+          <w:rFonts w:ascii="Segoe UI Emoji" w:hAnsi="Segoe UI Emoji" w:cs="Segoe UI Emoji"/>
+          <w:sz w:val="36"/>
+          <w:szCs w:val="36"/>
+        </w:rPr>
+      </w:pPr>
+      <w:r>
+        <w:rPr>
+          <w:rFonts w:ascii="Segoe UI Emoji" w:hAnsi="Segoe UI Emoji" w:cs="Segoe UI Emoji"/>
           <w:sz w:val="36"/>
           <w:szCs w:val="36"/>
         </w:rPr>
@@ -402,12 +432,14 @@
     <w:p>
       <w:pPr>
         <w:rPr>
-          <w:sz w:val="36"/>
-          <w:szCs w:val="36"/>
-        </w:rPr>
-      </w:pPr>
-      <w:r>
-        <w:rPr>
+          <w:rFonts w:ascii="Segoe UI Emoji" w:hAnsi="Segoe UI Emoji" w:cs="Segoe UI Emoji"/>
+          <w:sz w:val="36"/>
+          <w:szCs w:val="36"/>
+        </w:rPr>
+      </w:pPr>
+      <w:r>
+        <w:rPr>
+          <w:rFonts w:ascii="Segoe UI Emoji" w:hAnsi="Segoe UI Emoji" w:cs="Segoe UI Emoji"/>
           <w:sz w:val="36"/>
           <w:szCs w:val="36"/>
         </w:rPr>
@@ -417,12 +449,14 @@
     <w:p>
       <w:pPr>
         <w:rPr>
-          <w:sz w:val="36"/>
-          <w:szCs w:val="36"/>
-        </w:rPr>
-      </w:pPr>
-      <w:r>
-        <w:rPr>
+          <w:rFonts w:ascii="Segoe UI Emoji" w:hAnsi="Segoe UI Emoji" w:cs="Segoe UI Emoji"/>
+          <w:sz w:val="36"/>
+          <w:szCs w:val="36"/>
+        </w:rPr>
+      </w:pPr>
+      <w:r>
+        <w:rPr>
+          <w:rFonts w:ascii="Segoe UI Emoji" w:hAnsi="Segoe UI Emoji" w:cs="Segoe UI Emoji"/>
           <w:sz w:val="36"/>
           <w:szCs w:val="36"/>
         </w:rPr>
@@ -432,12 +466,14 @@
     <w:p>
       <w:pPr>
         <w:rPr>
-          <w:sz w:val="36"/>
-          <w:szCs w:val="36"/>
-        </w:rPr>
-      </w:pPr>
-      <w:r>
-        <w:rPr>
+          <w:rFonts w:ascii="Segoe UI Emoji" w:hAnsi="Segoe UI Emoji" w:cs="Segoe UI Emoji"/>
+          <w:sz w:val="36"/>
+          <w:szCs w:val="36"/>
+        </w:rPr>
+      </w:pPr>
+      <w:r>
+        <w:rPr>
+          <w:rFonts w:ascii="Segoe UI Emoji" w:hAnsi="Segoe UI Emoji" w:cs="Segoe UI Emoji"/>
           <w:sz w:val="36"/>
           <w:szCs w:val="36"/>
         </w:rPr>
@@ -447,12 +483,14 @@
     <w:p>
       <w:pPr>
         <w:rPr>
-          <w:sz w:val="36"/>
-          <w:szCs w:val="36"/>
-        </w:rPr>
-      </w:pPr>
-      <w:r>
-        <w:rPr>
+          <w:rFonts w:ascii="Segoe UI Emoji" w:hAnsi="Segoe UI Emoji" w:cs="Segoe UI Emoji"/>
+          <w:sz w:val="36"/>
+          <w:szCs w:val="36"/>
+        </w:rPr>
+      </w:pPr>
+      <w:r>
+        <w:rPr>
+          <w:rFonts w:ascii="Segoe UI Emoji" w:hAnsi="Segoe UI Emoji" w:cs="Segoe UI Emoji"/>
           <w:sz w:val="36"/>
           <w:szCs w:val="36"/>
         </w:rPr>
@@ -462,12 +500,14 @@
     <w:p>
       <w:pPr>
         <w:rPr>
-          <w:sz w:val="36"/>
-          <w:szCs w:val="36"/>
-        </w:rPr>
-      </w:pPr>
-      <w:r>
-        <w:rPr>
+          <w:rFonts w:ascii="Segoe UI Emoji" w:hAnsi="Segoe UI Emoji" w:cs="Segoe UI Emoji"/>
+          <w:sz w:val="36"/>
+          <w:szCs w:val="36"/>
+        </w:rPr>
+      </w:pPr>
+      <w:r>
+        <w:rPr>
+          <w:rFonts w:ascii="Segoe UI Emoji" w:hAnsi="Segoe UI Emoji" w:cs="Segoe UI Emoji"/>
           <w:sz w:val="36"/>
           <w:szCs w:val="36"/>
         </w:rPr>
@@ -477,21 +517,25 @@
     <w:p>
       <w:pPr>
         <w:rPr>
-          <w:sz w:val="36"/>
-          <w:szCs w:val="36"/>
-        </w:rPr>
-      </w:pPr>
-      <w:r>
-        <w:rPr>
-          <w:sz w:val="36"/>
-          <w:szCs w:val="36"/>
-        </w:rPr>
+          <w:rFonts w:ascii="Segoe UI Emoji" w:hAnsi="Segoe UI Emoji" w:cs="Segoe UI Emoji"/>
+          <w:sz w:val="36"/>
+          <w:szCs w:val="36"/>
+        </w:rPr>
+      </w:pPr>
+      <w:r>
+        <w:rPr>
+          <w:rFonts w:ascii="Segoe UI Emoji" w:hAnsi="Segoe UI Emoji" w:cs="Segoe UI Emoji"/>
+          <w:sz w:val="36"/>
+          <w:szCs w:val="36"/>
+        </w:rPr>
+        <w:lastRenderedPageBreak/>
         <w:t>Imagem</w:t>
       </w:r>
     </w:p>
     <w:p>
       <w:pPr>
         <w:rPr>
+          <w:rFonts w:ascii="Segoe UI Emoji" w:hAnsi="Segoe UI Emoji" w:cs="Segoe UI Emoji"/>
           <w:sz w:val="36"/>
           <w:szCs w:val="36"/>
         </w:rPr>
@@ -499,15 +543,16 @@
       <w:proofErr w:type="spellStart"/>
       <w:r>
         <w:rPr>
-          <w:sz w:val="36"/>
-          <w:szCs w:val="36"/>
-        </w:rPr>
-        <w:lastRenderedPageBreak/>
+          <w:rFonts w:ascii="Segoe UI Emoji" w:hAnsi="Segoe UI Emoji" w:cs="Segoe UI Emoji"/>
+          <w:sz w:val="36"/>
+          <w:szCs w:val="36"/>
+        </w:rPr>
         <w:t>Stats</w:t>
       </w:r>
       <w:proofErr w:type="spellEnd"/>
       <w:r>
         <w:rPr>
+          <w:rFonts w:ascii="Segoe UI Emoji" w:hAnsi="Segoe UI Emoji" w:cs="Segoe UI Emoji"/>
           <w:sz w:val="36"/>
           <w:szCs w:val="36"/>
         </w:rPr>
@@ -516,6 +561,7 @@
       <w:proofErr w:type="gramStart"/>
       <w:r>
         <w:rPr>
+          <w:rFonts w:ascii="Segoe UI Emoji" w:hAnsi="Segoe UI Emoji" w:cs="Segoe UI Emoji"/>
           <w:sz w:val="36"/>
           <w:szCs w:val="36"/>
         </w:rPr>
@@ -524,6 +570,7 @@
       <w:proofErr w:type="gramEnd"/>
       <w:r>
         <w:rPr>
+          <w:rFonts w:ascii="Segoe UI Emoji" w:hAnsi="Segoe UI Emoji" w:cs="Segoe UI Emoji"/>
           <w:sz w:val="36"/>
           <w:szCs w:val="36"/>
         </w:rPr>
@@ -533,12 +580,14 @@
     <w:p>
       <w:pPr>
         <w:rPr>
-          <w:sz w:val="36"/>
-          <w:szCs w:val="36"/>
-        </w:rPr>
-      </w:pPr>
-      <w:r>
-        <w:rPr>
+          <w:rFonts w:ascii="Segoe UI Emoji" w:hAnsi="Segoe UI Emoji" w:cs="Segoe UI Emoji"/>
+          <w:sz w:val="36"/>
+          <w:szCs w:val="36"/>
+        </w:rPr>
+      </w:pPr>
+      <w:r>
+        <w:rPr>
+          <w:rFonts w:ascii="Segoe UI Emoji" w:hAnsi="Segoe UI Emoji" w:cs="Segoe UI Emoji"/>
           <w:sz w:val="36"/>
           <w:szCs w:val="36"/>
         </w:rPr>
@@ -548,12 +597,14 @@
     <w:p>
       <w:pPr>
         <w:rPr>
-          <w:sz w:val="36"/>
-          <w:szCs w:val="36"/>
-        </w:rPr>
-      </w:pPr>
-      <w:r>
-        <w:rPr>
+          <w:rFonts w:ascii="Segoe UI Emoji" w:hAnsi="Segoe UI Emoji" w:cs="Segoe UI Emoji"/>
+          <w:sz w:val="36"/>
+          <w:szCs w:val="36"/>
+        </w:rPr>
+      </w:pPr>
+      <w:r>
+        <w:rPr>
+          <w:rFonts w:ascii="Segoe UI Emoji" w:hAnsi="Segoe UI Emoji" w:cs="Segoe UI Emoji"/>
           <w:sz w:val="36"/>
           <w:szCs w:val="36"/>
         </w:rPr>
@@ -562,6 +613,7 @@
       <w:proofErr w:type="gramStart"/>
       <w:r>
         <w:rPr>
+          <w:rFonts w:ascii="Segoe UI Emoji" w:hAnsi="Segoe UI Emoji" w:cs="Segoe UI Emoji"/>
           <w:sz w:val="36"/>
           <w:szCs w:val="36"/>
         </w:rPr>
@@ -570,6 +622,7 @@
       <w:proofErr w:type="gramEnd"/>
       <w:r>
         <w:rPr>
+          <w:rFonts w:ascii="Segoe UI Emoji" w:hAnsi="Segoe UI Emoji" w:cs="Segoe UI Emoji"/>
           <w:sz w:val="36"/>
           <w:szCs w:val="36"/>
         </w:rPr>
@@ -579,307 +632,324 @@
     <w:p>
       <w:pPr>
         <w:rPr>
-          <w:sz w:val="36"/>
-          <w:szCs w:val="36"/>
-        </w:rPr>
-      </w:pPr>
-    </w:p>
-    <w:p>
-      <w:pPr>
-        <w:rPr>
-          <w:sz w:val="36"/>
-          <w:szCs w:val="36"/>
-        </w:rPr>
-      </w:pPr>
+          <w:rFonts w:ascii="Segoe UI Emoji" w:hAnsi="Segoe UI Emoji" w:cs="Segoe UI Emoji"/>
+          <w:sz w:val="36"/>
+          <w:szCs w:val="36"/>
+        </w:rPr>
+      </w:pPr>
+    </w:p>
+    <w:p>
+      <w:pPr>
+        <w:rPr>
+          <w:rFonts w:ascii="Segoe UI Emoji" w:hAnsi="Segoe UI Emoji" w:cs="Segoe UI Emoji"/>
+          <w:sz w:val="36"/>
+          <w:szCs w:val="36"/>
+        </w:rPr>
+      </w:pPr>
+      <w:r>
+        <w:rPr>
+          <w:rFonts w:ascii="Segoe UI Emoji" w:hAnsi="Segoe UI Emoji" w:cs="Segoe UI Emoji"/>
+          <w:sz w:val="36"/>
+          <w:szCs w:val="36"/>
+        </w:rPr>
+        <w:t>if ($response-&gt;</w:t>
+      </w:r>
+      <w:proofErr w:type="gramStart"/>
+      <w:r>
+        <w:rPr>
+          <w:rFonts w:ascii="Segoe UI Emoji" w:hAnsi="Segoe UI Emoji" w:cs="Segoe UI Emoji"/>
+          <w:sz w:val="36"/>
+          <w:szCs w:val="36"/>
+        </w:rPr>
+        <w:t>successful()) {</w:t>
+      </w:r>
+      <w:proofErr w:type="gramEnd"/>
+    </w:p>
+    <w:p>
+      <w:pPr>
+        <w:rPr>
+          <w:rFonts w:ascii="Segoe UI Emoji" w:hAnsi="Segoe UI Emoji" w:cs="Segoe UI Emoji"/>
+          <w:sz w:val="36"/>
+          <w:szCs w:val="36"/>
+        </w:rPr>
+      </w:pPr>
+      <w:r>
+        <w:rPr>
+          <w:rFonts w:ascii="Segoe UI Emoji" w:hAnsi="Segoe UI Emoji" w:cs="Segoe UI Emoji"/>
+          <w:sz w:val="36"/>
+          <w:szCs w:val="36"/>
+        </w:rPr>
+        <w:t xml:space="preserve">    $</w:t>
+      </w:r>
       <w:proofErr w:type="spellStart"/>
       <w:r>
         <w:rPr>
-          <w:sz w:val="36"/>
-          <w:szCs w:val="36"/>
-        </w:rPr>
-        <w:t>if</w:t>
+          <w:rFonts w:ascii="Segoe UI Emoji" w:hAnsi="Segoe UI Emoji" w:cs="Segoe UI Emoji"/>
+          <w:sz w:val="36"/>
+          <w:szCs w:val="36"/>
+        </w:rPr>
+        <w:t>pokemon</w:t>
       </w:r>
       <w:proofErr w:type="spellEnd"/>
       <w:r>
         <w:rPr>
-          <w:sz w:val="36"/>
-          <w:szCs w:val="36"/>
-        </w:rPr>
-        <w:t xml:space="preserve"> ($response-&gt;</w:t>
+          <w:rFonts w:ascii="Segoe UI Emoji" w:hAnsi="Segoe UI Emoji" w:cs="Segoe UI Emoji"/>
+          <w:sz w:val="36"/>
+          <w:szCs w:val="36"/>
+        </w:rPr>
+        <w:t xml:space="preserve"> = $response-&gt;</w:t>
       </w:r>
       <w:proofErr w:type="spellStart"/>
       <w:proofErr w:type="gramStart"/>
       <w:r>
         <w:rPr>
-          <w:sz w:val="36"/>
-          <w:szCs w:val="36"/>
-        </w:rPr>
-        <w:t>successful</w:t>
+          <w:rFonts w:ascii="Segoe UI Emoji" w:hAnsi="Segoe UI Emoji" w:cs="Segoe UI Emoji"/>
+          <w:sz w:val="36"/>
+          <w:szCs w:val="36"/>
+        </w:rPr>
+        <w:t>json</w:t>
       </w:r>
       <w:proofErr w:type="spellEnd"/>
       <w:r>
         <w:rPr>
-          <w:sz w:val="36"/>
-          <w:szCs w:val="36"/>
-        </w:rPr>
-        <w:t>()) {</w:t>
+          <w:rFonts w:ascii="Segoe UI Emoji" w:hAnsi="Segoe UI Emoji" w:cs="Segoe UI Emoji"/>
+          <w:sz w:val="36"/>
+          <w:szCs w:val="36"/>
+        </w:rPr>
+        <w:t>();</w:t>
       </w:r>
       <w:proofErr w:type="gramEnd"/>
     </w:p>
     <w:p>
       <w:pPr>
         <w:rPr>
-          <w:sz w:val="36"/>
-          <w:szCs w:val="36"/>
-        </w:rPr>
-      </w:pPr>
-      <w:r>
-        <w:rPr>
-          <w:sz w:val="36"/>
-          <w:szCs w:val="36"/>
-        </w:rPr>
-        <w:t xml:space="preserve">    $</w:t>
+          <w:rFonts w:ascii="Segoe UI Emoji" w:hAnsi="Segoe UI Emoji" w:cs="Segoe UI Emoji"/>
+          <w:sz w:val="36"/>
+          <w:szCs w:val="36"/>
+        </w:rPr>
+      </w:pPr>
+      <w:r>
+        <w:rPr>
+          <w:rFonts w:ascii="Segoe UI Emoji" w:hAnsi="Segoe UI Emoji" w:cs="Segoe UI Emoji"/>
+          <w:sz w:val="36"/>
+          <w:szCs w:val="36"/>
+        </w:rPr>
+        <w:t>}</w:t>
+      </w:r>
+    </w:p>
+    <w:p>
+      <w:pPr>
+        <w:rPr>
+          <w:rFonts w:ascii="Segoe UI Emoji" w:hAnsi="Segoe UI Emoji" w:cs="Segoe UI Emoji"/>
+          <w:sz w:val="36"/>
+          <w:szCs w:val="36"/>
+        </w:rPr>
+      </w:pPr>
+      <w:r>
+        <w:rPr>
+          <w:rFonts w:ascii="Segoe UI Emoji" w:hAnsi="Segoe UI Emoji" w:cs="Segoe UI Emoji"/>
+          <w:sz w:val="36"/>
+          <w:szCs w:val="36"/>
+        </w:rPr>
+        <w:pict w14:anchorId="644A11C5">
+          <v:rect id="_x0000_i1026" style="width:0;height:1.5pt" o:hralign="center" o:hrstd="t" o:hr="t" fillcolor="#a0a0a0" stroked="f"/>
+        </w:pict>
+      </w:r>
+    </w:p>
+    <w:p>
+      <w:pPr>
+        <w:rPr>
+          <w:rFonts w:ascii="Segoe UI Emoji" w:hAnsi="Segoe UI Emoji" w:cs="Segoe UI Emoji"/>
+          <w:sz w:val="36"/>
+          <w:szCs w:val="36"/>
+        </w:rPr>
+      </w:pPr>
+      <w:r>
+        <w:rPr>
+          <w:rFonts w:ascii="Segoe UI Emoji" w:hAnsi="Segoe UI Emoji" w:cs="Segoe UI Emoji"/>
+          <w:sz w:val="36"/>
+          <w:szCs w:val="36"/>
+        </w:rPr>
+        <w:t>🗄️</w:t>
+      </w:r>
+      <w:r>
+        <w:rPr>
+          <w:rFonts w:ascii="Segoe UI Emoji" w:hAnsi="Segoe UI Emoji" w:cs="Segoe UI Emoji"/>
+          <w:sz w:val="36"/>
+          <w:szCs w:val="36"/>
+        </w:rPr>
+        <w:t xml:space="preserve"> Banco de Dados</w:t>
+      </w:r>
+    </w:p>
+    <w:p>
+      <w:pPr>
+        <w:rPr>
+          <w:rFonts w:ascii="Segoe UI Emoji" w:hAnsi="Segoe UI Emoji" w:cs="Segoe UI Emoji"/>
+          <w:sz w:val="36"/>
+          <w:szCs w:val="36"/>
+        </w:rPr>
+      </w:pPr>
+      <w:r>
+        <w:rPr>
+          <w:rFonts w:ascii="Segoe UI Emoji" w:hAnsi="Segoe UI Emoji" w:cs="Segoe UI Emoji"/>
+          <w:sz w:val="36"/>
+          <w:szCs w:val="36"/>
+        </w:rPr>
+        <w:t>Banco utilizado:</w:t>
+      </w:r>
+    </w:p>
+    <w:p>
+      <w:pPr>
+        <w:rPr>
+          <w:rFonts w:ascii="Segoe UI Emoji" w:hAnsi="Segoe UI Emoji" w:cs="Segoe UI Emoji"/>
+          <w:sz w:val="36"/>
+          <w:szCs w:val="36"/>
+        </w:rPr>
+      </w:pPr>
+      <w:r>
+        <w:rPr>
+          <w:rFonts w:ascii="Segoe UI Emoji" w:hAnsi="Segoe UI Emoji" w:cs="Segoe UI Emoji"/>
+          <w:sz w:val="36"/>
+          <w:szCs w:val="36"/>
+        </w:rPr>
+        <w:t xml:space="preserve">MySQL (via </w:t>
       </w:r>
       <w:proofErr w:type="spellStart"/>
       <w:r>
         <w:rPr>
-          <w:sz w:val="36"/>
-          <w:szCs w:val="36"/>
-        </w:rPr>
-        <w:t>pokemon</w:t>
+          <w:rFonts w:ascii="Segoe UI Emoji" w:hAnsi="Segoe UI Emoji" w:cs="Segoe UI Emoji"/>
+          <w:sz w:val="36"/>
+          <w:szCs w:val="36"/>
+        </w:rPr>
+        <w:t>HeidiSQL</w:t>
       </w:r>
       <w:proofErr w:type="spellEnd"/>
       <w:r>
         <w:rPr>
-          <w:sz w:val="36"/>
-          <w:szCs w:val="36"/>
-        </w:rPr>
-        <w:t xml:space="preserve"> = $response-&gt;</w:t>
-      </w:r>
+          <w:rFonts w:ascii="Segoe UI Emoji" w:hAnsi="Segoe UI Emoji" w:cs="Segoe UI Emoji"/>
+          <w:sz w:val="36"/>
+          <w:szCs w:val="36"/>
+        </w:rPr>
+        <w:t>)</w:t>
+      </w:r>
+    </w:p>
+    <w:p>
+      <w:pPr>
+        <w:rPr>
+          <w:rFonts w:ascii="Segoe UI Emoji" w:hAnsi="Segoe UI Emoji" w:cs="Segoe UI Emoji"/>
+          <w:sz w:val="36"/>
+          <w:szCs w:val="36"/>
+        </w:rPr>
+      </w:pPr>
+      <w:r>
+        <w:rPr>
+          <w:rFonts w:ascii="Segoe UI Emoji" w:hAnsi="Segoe UI Emoji" w:cs="Segoe UI Emoji"/>
+          <w:sz w:val="36"/>
+          <w:szCs w:val="36"/>
+        </w:rPr>
+        <w:t>Nome do banco:</w:t>
+      </w:r>
+    </w:p>
+    <w:p>
+      <w:pPr>
+        <w:rPr>
+          <w:rFonts w:ascii="Segoe UI Emoji" w:hAnsi="Segoe UI Emoji" w:cs="Segoe UI Emoji"/>
+          <w:sz w:val="36"/>
+          <w:szCs w:val="36"/>
+        </w:rPr>
+      </w:pPr>
+      <w:r>
+        <w:rPr>
+          <w:rFonts w:ascii="Segoe UI Emoji" w:hAnsi="Segoe UI Emoji" w:cs="Segoe UI Emoji"/>
+          <w:sz w:val="36"/>
+          <w:szCs w:val="36"/>
+        </w:rPr>
+        <w:t>confeccaotb2</w:t>
+      </w:r>
+    </w:p>
+    <w:p>
+      <w:pPr>
+        <w:rPr>
+          <w:rFonts w:ascii="Segoe UI Emoji" w:hAnsi="Segoe UI Emoji" w:cs="Segoe UI Emoji"/>
+          <w:sz w:val="36"/>
+          <w:szCs w:val="36"/>
+        </w:rPr>
+      </w:pPr>
+      <w:r>
+        <w:rPr>
+          <w:rFonts w:ascii="Segoe UI Emoji" w:hAnsi="Segoe UI Emoji" w:cs="Segoe UI Emoji"/>
+          <w:sz w:val="36"/>
+          <w:szCs w:val="36"/>
+        </w:rPr>
+        <w:t>Tabela criada:</w:t>
+      </w:r>
+    </w:p>
+    <w:p>
+      <w:pPr>
+        <w:rPr>
+          <w:rFonts w:ascii="Segoe UI Emoji" w:hAnsi="Segoe UI Emoji" w:cs="Segoe UI Emoji"/>
+          <w:sz w:val="36"/>
+          <w:szCs w:val="36"/>
+        </w:rPr>
+      </w:pPr>
       <w:proofErr w:type="spellStart"/>
-      <w:proofErr w:type="gramStart"/>
-      <w:r>
-        <w:rPr>
-          <w:sz w:val="36"/>
-          <w:szCs w:val="36"/>
-        </w:rPr>
-        <w:t>json</w:t>
+      <w:r>
+        <w:rPr>
+          <w:rFonts w:ascii="Segoe UI Emoji" w:hAnsi="Segoe UI Emoji" w:cs="Segoe UI Emoji"/>
+          <w:sz w:val="36"/>
+          <w:szCs w:val="36"/>
+        </w:rPr>
+        <w:t>pokemons</w:t>
       </w:r>
       <w:proofErr w:type="spellEnd"/>
-      <w:r>
-        <w:rPr>
-          <w:sz w:val="36"/>
-          <w:szCs w:val="36"/>
-        </w:rPr>
-        <w:t>();</w:t>
-      </w:r>
-      <w:proofErr w:type="gramEnd"/>
-    </w:p>
-    <w:p>
-      <w:pPr>
-        <w:rPr>
-          <w:sz w:val="36"/>
-          <w:szCs w:val="36"/>
-        </w:rPr>
-      </w:pPr>
-      <w:r>
-        <w:rPr>
-          <w:sz w:val="36"/>
-          <w:szCs w:val="36"/>
-        </w:rPr>
-        <w:t>}</w:t>
-      </w:r>
-    </w:p>
-    <w:p>
-      <w:pPr>
-        <w:rPr>
-          <w:sz w:val="36"/>
-          <w:szCs w:val="36"/>
-        </w:rPr>
-      </w:pPr>
-      <w:r>
-        <w:rPr>
-          <w:sz w:val="36"/>
-          <w:szCs w:val="36"/>
-        </w:rPr>
-        <w:pict w14:anchorId="644A11C5">
-          <v:rect id="_x0000_i1176" style="width:0;height:1.5pt" o:hralign="center" o:hrstd="t" o:hr="t" fillcolor="#a0a0a0" stroked="f"/>
+    </w:p>
+    <w:p>
+      <w:pPr>
+        <w:rPr>
+          <w:rFonts w:ascii="Segoe UI Emoji" w:hAnsi="Segoe UI Emoji" w:cs="Segoe UI Emoji"/>
+          <w:sz w:val="36"/>
+          <w:szCs w:val="36"/>
+        </w:rPr>
+      </w:pPr>
+      <w:r>
+        <w:rPr>
+          <w:rFonts w:ascii="Segoe UI Emoji" w:hAnsi="Segoe UI Emoji" w:cs="Segoe UI Emoji"/>
+          <w:sz w:val="36"/>
+          <w:szCs w:val="36"/>
+        </w:rPr>
+        <w:pict w14:anchorId="0898A3C9">
+          <v:rect id="_x0000_i1027" style="width:0;height:1.5pt" o:hralign="center" o:hrstd="t" o:hr="t" fillcolor="#a0a0a0" stroked="f"/>
         </w:pict>
       </w:r>
     </w:p>
     <w:p>
       <w:pPr>
         <w:rPr>
-          <w:sz w:val="36"/>
-          <w:szCs w:val="36"/>
-        </w:rPr>
-      </w:pPr>
-      <w:r>
-        <w:rPr>
-          <w:rFonts w:ascii="Segoe UI Emoji" w:hAnsi="Segoe UI Emoji" w:cs="Segoe UI Emoji"/>
-          <w:sz w:val="36"/>
-          <w:szCs w:val="36"/>
-        </w:rPr>
-        <w:t>🗄️</w:t>
-      </w:r>
-      <w:r>
-        <w:rPr>
-          <w:sz w:val="36"/>
-          <w:szCs w:val="36"/>
-        </w:rPr>
-        <w:t xml:space="preserve"> Banco de Dados</w:t>
-      </w:r>
-    </w:p>
-    <w:p>
-      <w:pPr>
-        <w:rPr>
-          <w:sz w:val="36"/>
-          <w:szCs w:val="36"/>
-        </w:rPr>
-      </w:pPr>
-      <w:r>
-        <w:rPr>
-          <w:sz w:val="36"/>
-          <w:szCs w:val="36"/>
-        </w:rPr>
-        <w:t>Banco utilizado:</w:t>
-      </w:r>
-    </w:p>
-    <w:p>
-      <w:pPr>
-        <w:rPr>
-          <w:sz w:val="36"/>
-          <w:szCs w:val="36"/>
-        </w:rPr>
-      </w:pPr>
-      <w:r>
-        <w:rPr>
-          <w:sz w:val="36"/>
-          <w:szCs w:val="36"/>
-        </w:rPr>
-        <w:t xml:space="preserve">MySQL (via </w:t>
+          <w:rFonts w:ascii="Segoe UI Emoji" w:hAnsi="Segoe UI Emoji" w:cs="Segoe UI Emoji"/>
+          <w:sz w:val="36"/>
+          <w:szCs w:val="36"/>
+        </w:rPr>
+      </w:pPr>
+      <w:r>
+        <w:rPr>
+          <w:rFonts w:ascii="Segoe UI Emoji" w:hAnsi="Segoe UI Emoji" w:cs="Segoe UI Emoji"/>
+          <w:sz w:val="36"/>
+          <w:szCs w:val="36"/>
+        </w:rPr>
+        <w:t>🧱</w:t>
+      </w:r>
+      <w:r>
+        <w:rPr>
+          <w:rFonts w:ascii="Segoe UI Emoji" w:hAnsi="Segoe UI Emoji" w:cs="Segoe UI Emoji"/>
+          <w:sz w:val="36"/>
+          <w:szCs w:val="36"/>
+        </w:rPr>
+        <w:t xml:space="preserve"> Estrutura da Tabela </w:t>
       </w:r>
       <w:proofErr w:type="spellStart"/>
       <w:r>
         <w:rPr>
-          <w:sz w:val="36"/>
-          <w:szCs w:val="36"/>
-        </w:rPr>
-        <w:t>HeidiSQL</w:t>
-      </w:r>
-      <w:proofErr w:type="spellEnd"/>
-      <w:r>
-        <w:rPr>
-          <w:sz w:val="36"/>
-          <w:szCs w:val="36"/>
-        </w:rPr>
-        <w:t>)</w:t>
-      </w:r>
-    </w:p>
-    <w:p>
-      <w:pPr>
-        <w:rPr>
-          <w:sz w:val="36"/>
-          <w:szCs w:val="36"/>
-        </w:rPr>
-      </w:pPr>
-      <w:r>
-        <w:rPr>
-          <w:sz w:val="36"/>
-          <w:szCs w:val="36"/>
-        </w:rPr>
-        <w:t>Nome do banco:</w:t>
-      </w:r>
-    </w:p>
-    <w:p>
-      <w:pPr>
-        <w:rPr>
-          <w:sz w:val="36"/>
-          <w:szCs w:val="36"/>
-        </w:rPr>
-      </w:pPr>
-      <w:r>
-        <w:rPr>
-          <w:sz w:val="36"/>
-          <w:szCs w:val="36"/>
-        </w:rPr>
-        <w:t>confeccaotb2</w:t>
-      </w:r>
-    </w:p>
-    <w:p>
-      <w:pPr>
-        <w:rPr>
-          <w:sz w:val="36"/>
-          <w:szCs w:val="36"/>
-        </w:rPr>
-      </w:pPr>
-      <w:r>
-        <w:rPr>
-          <w:sz w:val="36"/>
-          <w:szCs w:val="36"/>
-        </w:rPr>
-        <w:t>Tabela criada:</w:t>
-      </w:r>
-    </w:p>
-    <w:p>
-      <w:pPr>
-        <w:rPr>
-          <w:sz w:val="36"/>
-          <w:szCs w:val="36"/>
-        </w:rPr>
-      </w:pPr>
-      <w:proofErr w:type="spellStart"/>
-      <w:r>
-        <w:rPr>
-          <w:sz w:val="36"/>
-          <w:szCs w:val="36"/>
-        </w:rPr>
-        <w:t>pokemons</w:t>
-      </w:r>
-      <w:proofErr w:type="spellEnd"/>
-    </w:p>
-    <w:p>
-      <w:pPr>
-        <w:rPr>
-          <w:sz w:val="36"/>
-          <w:szCs w:val="36"/>
-        </w:rPr>
-      </w:pPr>
-      <w:r>
-        <w:rPr>
-          <w:sz w:val="36"/>
-          <w:szCs w:val="36"/>
-        </w:rPr>
-        <w:pict w14:anchorId="0898A3C9">
-          <v:rect id="_x0000_i1177" style="width:0;height:1.5pt" o:hralign="center" o:hrstd="t" o:hr="t" fillcolor="#a0a0a0" stroked="f"/>
-        </w:pict>
-      </w:r>
-    </w:p>
-    <w:p>
-      <w:pPr>
-        <w:rPr>
-          <w:sz w:val="36"/>
-          <w:szCs w:val="36"/>
-        </w:rPr>
-      </w:pPr>
-      <w:r>
-        <w:rPr>
-          <w:rFonts w:ascii="Segoe UI Emoji" w:hAnsi="Segoe UI Emoji" w:cs="Segoe UI Emoji"/>
-          <w:sz w:val="36"/>
-          <w:szCs w:val="36"/>
-        </w:rPr>
-        <w:t>🧱</w:t>
-      </w:r>
-      <w:r>
-        <w:rPr>
-          <w:sz w:val="36"/>
-          <w:szCs w:val="36"/>
-        </w:rPr>
-        <w:t xml:space="preserve"> Estrutura da Tabela </w:t>
-      </w:r>
-      <w:proofErr w:type="spellStart"/>
-      <w:r>
-        <w:rPr>
+          <w:rFonts w:ascii="Segoe UI Emoji" w:hAnsi="Segoe UI Emoji" w:cs="Segoe UI Emoji"/>
           <w:sz w:val="36"/>
           <w:szCs w:val="36"/>
         </w:rPr>
@@ -900,9 +970,9 @@
         <w:tblLook w:val="04A0" w:firstRow="1" w:lastRow="0" w:firstColumn="1" w:lastColumn="0" w:noHBand="0" w:noVBand="1"/>
       </w:tblPr>
       <w:tblGrid>
-        <w:gridCol w:w="2640"/>
-        <w:gridCol w:w="1746"/>
-        <w:gridCol w:w="4118"/>
+        <w:gridCol w:w="2582"/>
+        <w:gridCol w:w="1748"/>
+        <w:gridCol w:w="4174"/>
       </w:tblGrid>
       <w:tr>
         <w:trPr>
@@ -918,15 +988,18 @@
           <w:p>
             <w:pPr>
               <w:rPr>
+                <w:rFonts w:ascii="Segoe UI Emoji" w:hAnsi="Segoe UI Emoji" w:cs="Segoe UI Emoji"/>
                 <w:sz w:val="36"/>
                 <w:szCs w:val="36"/>
               </w:rPr>
             </w:pPr>
             <w:r>
               <w:rPr>
+                <w:rFonts w:ascii="Segoe UI Emoji" w:hAnsi="Segoe UI Emoji" w:cs="Segoe UI Emoji"/>
                 <w:sz w:val="36"/>
                 <w:szCs w:val="36"/>
               </w:rPr>
+              <w:lastRenderedPageBreak/>
               <w:t>Campo</w:t>
             </w:r>
           </w:p>
@@ -940,12 +1013,14 @@
           <w:p>
             <w:pPr>
               <w:rPr>
+                <w:rFonts w:ascii="Segoe UI Emoji" w:hAnsi="Segoe UI Emoji" w:cs="Segoe UI Emoji"/>
                 <w:sz w:val="36"/>
                 <w:szCs w:val="36"/>
               </w:rPr>
             </w:pPr>
             <w:r>
               <w:rPr>
+                <w:rFonts w:ascii="Segoe UI Emoji" w:hAnsi="Segoe UI Emoji" w:cs="Segoe UI Emoji"/>
                 <w:sz w:val="36"/>
                 <w:szCs w:val="36"/>
               </w:rPr>
@@ -962,12 +1037,14 @@
           <w:p>
             <w:pPr>
               <w:rPr>
+                <w:rFonts w:ascii="Segoe UI Emoji" w:hAnsi="Segoe UI Emoji" w:cs="Segoe UI Emoji"/>
                 <w:sz w:val="36"/>
                 <w:szCs w:val="36"/>
               </w:rPr>
             </w:pPr>
             <w:r>
               <w:rPr>
+                <w:rFonts w:ascii="Segoe UI Emoji" w:hAnsi="Segoe UI Emoji" w:cs="Segoe UI Emoji"/>
                 <w:sz w:val="36"/>
                 <w:szCs w:val="36"/>
               </w:rPr>
@@ -989,12 +1066,14 @@
           <w:p>
             <w:pPr>
               <w:rPr>
+                <w:rFonts w:ascii="Segoe UI Emoji" w:hAnsi="Segoe UI Emoji" w:cs="Segoe UI Emoji"/>
                 <w:sz w:val="36"/>
                 <w:szCs w:val="36"/>
               </w:rPr>
             </w:pPr>
             <w:r>
               <w:rPr>
+                <w:rFonts w:ascii="Segoe UI Emoji" w:hAnsi="Segoe UI Emoji" w:cs="Segoe UI Emoji"/>
                 <w:sz w:val="36"/>
                 <w:szCs w:val="36"/>
               </w:rPr>
@@ -1011,6 +1090,7 @@
           <w:p>
             <w:pPr>
               <w:rPr>
+                <w:rFonts w:ascii="Segoe UI Emoji" w:hAnsi="Segoe UI Emoji" w:cs="Segoe UI Emoji"/>
                 <w:sz w:val="36"/>
                 <w:szCs w:val="36"/>
               </w:rPr>
@@ -1018,6 +1098,7 @@
             <w:proofErr w:type="spellStart"/>
             <w:r>
               <w:rPr>
+                <w:rFonts w:ascii="Segoe UI Emoji" w:hAnsi="Segoe UI Emoji" w:cs="Segoe UI Emoji"/>
                 <w:sz w:val="36"/>
                 <w:szCs w:val="36"/>
               </w:rPr>
@@ -1035,12 +1116,14 @@
           <w:p>
             <w:pPr>
               <w:rPr>
+                <w:rFonts w:ascii="Segoe UI Emoji" w:hAnsi="Segoe UI Emoji" w:cs="Segoe UI Emoji"/>
                 <w:sz w:val="36"/>
                 <w:szCs w:val="36"/>
               </w:rPr>
             </w:pPr>
             <w:r>
               <w:rPr>
+                <w:rFonts w:ascii="Segoe UI Emoji" w:hAnsi="Segoe UI Emoji" w:cs="Segoe UI Emoji"/>
                 <w:sz w:val="36"/>
                 <w:szCs w:val="36"/>
               </w:rPr>
@@ -1062,16 +1145,17 @@
           <w:p>
             <w:pPr>
               <w:rPr>
+                <w:rFonts w:ascii="Segoe UI Emoji" w:hAnsi="Segoe UI Emoji" w:cs="Segoe UI Emoji"/>
                 <w:sz w:val="36"/>
                 <w:szCs w:val="36"/>
               </w:rPr>
             </w:pPr>
             <w:r>
               <w:rPr>
+                <w:rFonts w:ascii="Segoe UI Emoji" w:hAnsi="Segoe UI Emoji" w:cs="Segoe UI Emoji"/>
                 <w:sz w:val="36"/>
                 <w:szCs w:val="36"/>
               </w:rPr>
-              <w:lastRenderedPageBreak/>
               <w:t>nome</w:t>
             </w:r>
           </w:p>
@@ -1085,6 +1169,7 @@
           <w:p>
             <w:pPr>
               <w:rPr>
+                <w:rFonts w:ascii="Segoe UI Emoji" w:hAnsi="Segoe UI Emoji" w:cs="Segoe UI Emoji"/>
                 <w:sz w:val="36"/>
                 <w:szCs w:val="36"/>
               </w:rPr>
@@ -1092,6 +1177,7 @@
             <w:proofErr w:type="spellStart"/>
             <w:r>
               <w:rPr>
+                <w:rFonts w:ascii="Segoe UI Emoji" w:hAnsi="Segoe UI Emoji" w:cs="Segoe UI Emoji"/>
                 <w:sz w:val="36"/>
                 <w:szCs w:val="36"/>
               </w:rPr>
@@ -1109,12 +1195,14 @@
           <w:p>
             <w:pPr>
               <w:rPr>
+                <w:rFonts w:ascii="Segoe UI Emoji" w:hAnsi="Segoe UI Emoji" w:cs="Segoe UI Emoji"/>
                 <w:sz w:val="36"/>
                 <w:szCs w:val="36"/>
               </w:rPr>
             </w:pPr>
             <w:r>
               <w:rPr>
+                <w:rFonts w:ascii="Segoe UI Emoji" w:hAnsi="Segoe UI Emoji" w:cs="Segoe UI Emoji"/>
                 <w:sz w:val="36"/>
                 <w:szCs w:val="36"/>
               </w:rPr>
@@ -1136,12 +1224,14 @@
           <w:p>
             <w:pPr>
               <w:rPr>
+                <w:rFonts w:ascii="Segoe UI Emoji" w:hAnsi="Segoe UI Emoji" w:cs="Segoe UI Emoji"/>
                 <w:sz w:val="36"/>
                 <w:szCs w:val="36"/>
               </w:rPr>
             </w:pPr>
             <w:r>
               <w:rPr>
+                <w:rFonts w:ascii="Segoe UI Emoji" w:hAnsi="Segoe UI Emoji" w:cs="Segoe UI Emoji"/>
                 <w:sz w:val="36"/>
                 <w:szCs w:val="36"/>
               </w:rPr>
@@ -1158,6 +1248,7 @@
           <w:p>
             <w:pPr>
               <w:rPr>
+                <w:rFonts w:ascii="Segoe UI Emoji" w:hAnsi="Segoe UI Emoji" w:cs="Segoe UI Emoji"/>
                 <w:sz w:val="36"/>
                 <w:szCs w:val="36"/>
               </w:rPr>
@@ -1165,6 +1256,7 @@
             <w:proofErr w:type="spellStart"/>
             <w:r>
               <w:rPr>
+                <w:rFonts w:ascii="Segoe UI Emoji" w:hAnsi="Segoe UI Emoji" w:cs="Segoe UI Emoji"/>
                 <w:sz w:val="36"/>
                 <w:szCs w:val="36"/>
               </w:rPr>
@@ -1182,12 +1274,14 @@
           <w:p>
             <w:pPr>
               <w:rPr>
+                <w:rFonts w:ascii="Segoe UI Emoji" w:hAnsi="Segoe UI Emoji" w:cs="Segoe UI Emoji"/>
                 <w:sz w:val="36"/>
                 <w:szCs w:val="36"/>
               </w:rPr>
             </w:pPr>
             <w:r>
               <w:rPr>
+                <w:rFonts w:ascii="Segoe UI Emoji" w:hAnsi="Segoe UI Emoji" w:cs="Segoe UI Emoji"/>
                 <w:sz w:val="36"/>
                 <w:szCs w:val="36"/>
               </w:rPr>
@@ -1196,6 +1290,7 @@
             <w:proofErr w:type="spellStart"/>
             <w:r>
               <w:rPr>
+                <w:rFonts w:ascii="Segoe UI Emoji" w:hAnsi="Segoe UI Emoji" w:cs="Segoe UI Emoji"/>
                 <w:sz w:val="36"/>
                 <w:szCs w:val="36"/>
               </w:rPr>
@@ -1204,6 +1299,7 @@
             <w:proofErr w:type="spellEnd"/>
             <w:r>
               <w:rPr>
+                <w:rFonts w:ascii="Segoe UI Emoji" w:hAnsi="Segoe UI Emoji" w:cs="Segoe UI Emoji"/>
                 <w:sz w:val="36"/>
                 <w:szCs w:val="36"/>
               </w:rPr>
@@ -1212,6 +1308,7 @@
             <w:proofErr w:type="spellStart"/>
             <w:r>
               <w:rPr>
+                <w:rFonts w:ascii="Segoe UI Emoji" w:hAnsi="Segoe UI Emoji" w:cs="Segoe UI Emoji"/>
                 <w:sz w:val="36"/>
                 <w:szCs w:val="36"/>
               </w:rPr>
@@ -1220,6 +1317,7 @@
             <w:proofErr w:type="spellEnd"/>
             <w:r>
               <w:rPr>
+                <w:rFonts w:ascii="Segoe UI Emoji" w:hAnsi="Segoe UI Emoji" w:cs="Segoe UI Emoji"/>
                 <w:sz w:val="36"/>
                 <w:szCs w:val="36"/>
               </w:rPr>
@@ -1228,6 +1326,7 @@
             <w:proofErr w:type="spellStart"/>
             <w:r>
               <w:rPr>
+                <w:rFonts w:ascii="Segoe UI Emoji" w:hAnsi="Segoe UI Emoji" w:cs="Segoe UI Emoji"/>
                 <w:sz w:val="36"/>
                 <w:szCs w:val="36"/>
               </w:rPr>
@@ -1236,6 +1335,7 @@
             <w:proofErr w:type="spellEnd"/>
             <w:r>
               <w:rPr>
+                <w:rFonts w:ascii="Segoe UI Emoji" w:hAnsi="Segoe UI Emoji" w:cs="Segoe UI Emoji"/>
                 <w:sz w:val="36"/>
                 <w:szCs w:val="36"/>
               </w:rPr>
@@ -1257,6 +1357,7 @@
           <w:p>
             <w:pPr>
               <w:rPr>
+                <w:rFonts w:ascii="Segoe UI Emoji" w:hAnsi="Segoe UI Emoji" w:cs="Segoe UI Emoji"/>
                 <w:sz w:val="36"/>
                 <w:szCs w:val="36"/>
               </w:rPr>
@@ -1264,6 +1365,7 @@
             <w:proofErr w:type="spellStart"/>
             <w:r>
               <w:rPr>
+                <w:rFonts w:ascii="Segoe UI Emoji" w:hAnsi="Segoe UI Emoji" w:cs="Segoe UI Emoji"/>
                 <w:sz w:val="36"/>
                 <w:szCs w:val="36"/>
               </w:rPr>
@@ -1281,6 +1383,7 @@
           <w:p>
             <w:pPr>
               <w:rPr>
+                <w:rFonts w:ascii="Segoe UI Emoji" w:hAnsi="Segoe UI Emoji" w:cs="Segoe UI Emoji"/>
                 <w:sz w:val="36"/>
                 <w:szCs w:val="36"/>
               </w:rPr>
@@ -1288,6 +1391,7 @@
             <w:proofErr w:type="spellStart"/>
             <w:r>
               <w:rPr>
+                <w:rFonts w:ascii="Segoe UI Emoji" w:hAnsi="Segoe UI Emoji" w:cs="Segoe UI Emoji"/>
                 <w:sz w:val="36"/>
                 <w:szCs w:val="36"/>
               </w:rPr>
@@ -1305,12 +1409,14 @@
           <w:p>
             <w:pPr>
               <w:rPr>
+                <w:rFonts w:ascii="Segoe UI Emoji" w:hAnsi="Segoe UI Emoji" w:cs="Segoe UI Emoji"/>
                 <w:sz w:val="36"/>
                 <w:szCs w:val="36"/>
               </w:rPr>
             </w:pPr>
             <w:r>
               <w:rPr>
+                <w:rFonts w:ascii="Segoe UI Emoji" w:hAnsi="Segoe UI Emoji" w:cs="Segoe UI Emoji"/>
                 <w:sz w:val="36"/>
                 <w:szCs w:val="36"/>
               </w:rPr>
@@ -1332,12 +1438,14 @@
           <w:p>
             <w:pPr>
               <w:rPr>
+                <w:rFonts w:ascii="Segoe UI Emoji" w:hAnsi="Segoe UI Emoji" w:cs="Segoe UI Emoji"/>
                 <w:sz w:val="36"/>
                 <w:szCs w:val="36"/>
               </w:rPr>
             </w:pPr>
             <w:r>
               <w:rPr>
+                <w:rFonts w:ascii="Segoe UI Emoji" w:hAnsi="Segoe UI Emoji" w:cs="Segoe UI Emoji"/>
                 <w:sz w:val="36"/>
                 <w:szCs w:val="36"/>
               </w:rPr>
@@ -1354,6 +1462,7 @@
           <w:p>
             <w:pPr>
               <w:rPr>
+                <w:rFonts w:ascii="Segoe UI Emoji" w:hAnsi="Segoe UI Emoji" w:cs="Segoe UI Emoji"/>
                 <w:sz w:val="36"/>
                 <w:szCs w:val="36"/>
               </w:rPr>
@@ -1361,6 +1470,7 @@
             <w:proofErr w:type="spellStart"/>
             <w:r>
               <w:rPr>
+                <w:rFonts w:ascii="Segoe UI Emoji" w:hAnsi="Segoe UI Emoji" w:cs="Segoe UI Emoji"/>
                 <w:sz w:val="36"/>
                 <w:szCs w:val="36"/>
               </w:rPr>
@@ -1378,12 +1488,14 @@
           <w:p>
             <w:pPr>
               <w:rPr>
+                <w:rFonts w:ascii="Segoe UI Emoji" w:hAnsi="Segoe UI Emoji" w:cs="Segoe UI Emoji"/>
                 <w:sz w:val="36"/>
                 <w:szCs w:val="36"/>
               </w:rPr>
             </w:pPr>
             <w:r>
               <w:rPr>
+                <w:rFonts w:ascii="Segoe UI Emoji" w:hAnsi="Segoe UI Emoji" w:cs="Segoe UI Emoji"/>
                 <w:sz w:val="36"/>
                 <w:szCs w:val="36"/>
               </w:rPr>
@@ -1405,12 +1517,14 @@
           <w:p>
             <w:pPr>
               <w:rPr>
+                <w:rFonts w:ascii="Segoe UI Emoji" w:hAnsi="Segoe UI Emoji" w:cs="Segoe UI Emoji"/>
                 <w:sz w:val="36"/>
                 <w:szCs w:val="36"/>
               </w:rPr>
             </w:pPr>
             <w:r>
               <w:rPr>
+                <w:rFonts w:ascii="Segoe UI Emoji" w:hAnsi="Segoe UI Emoji" w:cs="Segoe UI Emoji"/>
                 <w:sz w:val="36"/>
                 <w:szCs w:val="36"/>
               </w:rPr>
@@ -1427,6 +1541,7 @@
           <w:p>
             <w:pPr>
               <w:rPr>
+                <w:rFonts w:ascii="Segoe UI Emoji" w:hAnsi="Segoe UI Emoji" w:cs="Segoe UI Emoji"/>
                 <w:sz w:val="36"/>
                 <w:szCs w:val="36"/>
               </w:rPr>
@@ -1434,6 +1549,7 @@
             <w:proofErr w:type="spellStart"/>
             <w:r>
               <w:rPr>
+                <w:rFonts w:ascii="Segoe UI Emoji" w:hAnsi="Segoe UI Emoji" w:cs="Segoe UI Emoji"/>
                 <w:sz w:val="36"/>
                 <w:szCs w:val="36"/>
               </w:rPr>
@@ -1451,12 +1567,14 @@
           <w:p>
             <w:pPr>
               <w:rPr>
+                <w:rFonts w:ascii="Segoe UI Emoji" w:hAnsi="Segoe UI Emoji" w:cs="Segoe UI Emoji"/>
                 <w:sz w:val="36"/>
                 <w:szCs w:val="36"/>
               </w:rPr>
             </w:pPr>
             <w:r>
               <w:rPr>
+                <w:rFonts w:ascii="Segoe UI Emoji" w:hAnsi="Segoe UI Emoji" w:cs="Segoe UI Emoji"/>
                 <w:sz w:val="36"/>
                 <w:szCs w:val="36"/>
               </w:rPr>
@@ -1478,6 +1596,7 @@
           <w:p>
             <w:pPr>
               <w:rPr>
+                <w:rFonts w:ascii="Segoe UI Emoji" w:hAnsi="Segoe UI Emoji" w:cs="Segoe UI Emoji"/>
                 <w:sz w:val="36"/>
                 <w:szCs w:val="36"/>
               </w:rPr>
@@ -1485,6 +1604,7 @@
             <w:proofErr w:type="spellStart"/>
             <w:r>
               <w:rPr>
+                <w:rFonts w:ascii="Segoe UI Emoji" w:hAnsi="Segoe UI Emoji" w:cs="Segoe UI Emoji"/>
                 <w:sz w:val="36"/>
                 <w:szCs w:val="36"/>
               </w:rPr>
@@ -1502,6 +1622,7 @@
           <w:p>
             <w:pPr>
               <w:rPr>
+                <w:rFonts w:ascii="Segoe UI Emoji" w:hAnsi="Segoe UI Emoji" w:cs="Segoe UI Emoji"/>
                 <w:sz w:val="36"/>
                 <w:szCs w:val="36"/>
               </w:rPr>
@@ -1509,6 +1630,7 @@
             <w:proofErr w:type="spellStart"/>
             <w:r>
               <w:rPr>
+                <w:rFonts w:ascii="Segoe UI Emoji" w:hAnsi="Segoe UI Emoji" w:cs="Segoe UI Emoji"/>
                 <w:sz w:val="36"/>
                 <w:szCs w:val="36"/>
               </w:rPr>
@@ -1526,12 +1648,14 @@
           <w:p>
             <w:pPr>
               <w:rPr>
+                <w:rFonts w:ascii="Segoe UI Emoji" w:hAnsi="Segoe UI Emoji" w:cs="Segoe UI Emoji"/>
                 <w:sz w:val="36"/>
                 <w:szCs w:val="36"/>
               </w:rPr>
             </w:pPr>
             <w:r>
               <w:rPr>
+                <w:rFonts w:ascii="Segoe UI Emoji" w:hAnsi="Segoe UI Emoji" w:cs="Segoe UI Emoji"/>
                 <w:sz w:val="36"/>
                 <w:szCs w:val="36"/>
               </w:rPr>
@@ -1553,6 +1677,7 @@
           <w:p>
             <w:pPr>
               <w:rPr>
+                <w:rFonts w:ascii="Segoe UI Emoji" w:hAnsi="Segoe UI Emoji" w:cs="Segoe UI Emoji"/>
                 <w:sz w:val="36"/>
                 <w:szCs w:val="36"/>
               </w:rPr>
@@ -1560,6 +1685,7 @@
             <w:proofErr w:type="spellStart"/>
             <w:r>
               <w:rPr>
+                <w:rFonts w:ascii="Segoe UI Emoji" w:hAnsi="Segoe UI Emoji" w:cs="Segoe UI Emoji"/>
                 <w:sz w:val="36"/>
                 <w:szCs w:val="36"/>
               </w:rPr>
@@ -1577,6 +1703,7 @@
           <w:p>
             <w:pPr>
               <w:rPr>
+                <w:rFonts w:ascii="Segoe UI Emoji" w:hAnsi="Segoe UI Emoji" w:cs="Segoe UI Emoji"/>
                 <w:sz w:val="36"/>
                 <w:szCs w:val="36"/>
               </w:rPr>
@@ -1584,6 +1711,7 @@
             <w:proofErr w:type="spellStart"/>
             <w:r>
               <w:rPr>
+                <w:rFonts w:ascii="Segoe UI Emoji" w:hAnsi="Segoe UI Emoji" w:cs="Segoe UI Emoji"/>
                 <w:sz w:val="36"/>
                 <w:szCs w:val="36"/>
               </w:rPr>
@@ -1601,12 +1729,14 @@
           <w:p>
             <w:pPr>
               <w:rPr>
+                <w:rFonts w:ascii="Segoe UI Emoji" w:hAnsi="Segoe UI Emoji" w:cs="Segoe UI Emoji"/>
                 <w:sz w:val="36"/>
                 <w:szCs w:val="36"/>
               </w:rPr>
             </w:pPr>
             <w:r>
               <w:rPr>
+                <w:rFonts w:ascii="Segoe UI Emoji" w:hAnsi="Segoe UI Emoji" w:cs="Segoe UI Emoji"/>
                 <w:sz w:val="36"/>
                 <w:szCs w:val="36"/>
               </w:rPr>
@@ -1628,12 +1758,14 @@
           <w:p>
             <w:pPr>
               <w:rPr>
+                <w:rFonts w:ascii="Segoe UI Emoji" w:hAnsi="Segoe UI Emoji" w:cs="Segoe UI Emoji"/>
                 <w:sz w:val="36"/>
                 <w:szCs w:val="36"/>
               </w:rPr>
             </w:pPr>
             <w:r>
               <w:rPr>
+                <w:rFonts w:ascii="Segoe UI Emoji" w:hAnsi="Segoe UI Emoji" w:cs="Segoe UI Emoji"/>
                 <w:sz w:val="36"/>
                 <w:szCs w:val="36"/>
               </w:rPr>
@@ -1650,6 +1782,7 @@
           <w:p>
             <w:pPr>
               <w:rPr>
+                <w:rFonts w:ascii="Segoe UI Emoji" w:hAnsi="Segoe UI Emoji" w:cs="Segoe UI Emoji"/>
                 <w:sz w:val="36"/>
                 <w:szCs w:val="36"/>
               </w:rPr>
@@ -1657,6 +1790,7 @@
             <w:proofErr w:type="spellStart"/>
             <w:r>
               <w:rPr>
+                <w:rFonts w:ascii="Segoe UI Emoji" w:hAnsi="Segoe UI Emoji" w:cs="Segoe UI Emoji"/>
                 <w:sz w:val="36"/>
                 <w:szCs w:val="36"/>
               </w:rPr>
@@ -1674,12 +1808,14 @@
           <w:p>
             <w:pPr>
               <w:rPr>
+                <w:rFonts w:ascii="Segoe UI Emoji" w:hAnsi="Segoe UI Emoji" w:cs="Segoe UI Emoji"/>
                 <w:sz w:val="36"/>
                 <w:szCs w:val="36"/>
               </w:rPr>
             </w:pPr>
             <w:r>
               <w:rPr>
+                <w:rFonts w:ascii="Segoe UI Emoji" w:hAnsi="Segoe UI Emoji" w:cs="Segoe UI Emoji"/>
                 <w:sz w:val="36"/>
                 <w:szCs w:val="36"/>
               </w:rPr>
@@ -1701,12 +1837,14 @@
           <w:p>
             <w:pPr>
               <w:rPr>
+                <w:rFonts w:ascii="Segoe UI Emoji" w:hAnsi="Segoe UI Emoji" w:cs="Segoe UI Emoji"/>
                 <w:sz w:val="36"/>
                 <w:szCs w:val="36"/>
               </w:rPr>
             </w:pPr>
             <w:r>
               <w:rPr>
+                <w:rFonts w:ascii="Segoe UI Emoji" w:hAnsi="Segoe UI Emoji" w:cs="Segoe UI Emoji"/>
                 <w:sz w:val="36"/>
                 <w:szCs w:val="36"/>
               </w:rPr>
@@ -1723,6 +1861,7 @@
           <w:p>
             <w:pPr>
               <w:rPr>
+                <w:rFonts w:ascii="Segoe UI Emoji" w:hAnsi="Segoe UI Emoji" w:cs="Segoe UI Emoji"/>
                 <w:sz w:val="36"/>
                 <w:szCs w:val="36"/>
               </w:rPr>
@@ -1730,6 +1869,7 @@
             <w:proofErr w:type="spellStart"/>
             <w:r>
               <w:rPr>
+                <w:rFonts w:ascii="Segoe UI Emoji" w:hAnsi="Segoe UI Emoji" w:cs="Segoe UI Emoji"/>
                 <w:sz w:val="36"/>
                 <w:szCs w:val="36"/>
               </w:rPr>
@@ -1747,12 +1887,14 @@
           <w:p>
             <w:pPr>
               <w:rPr>
+                <w:rFonts w:ascii="Segoe UI Emoji" w:hAnsi="Segoe UI Emoji" w:cs="Segoe UI Emoji"/>
                 <w:sz w:val="36"/>
                 <w:szCs w:val="36"/>
               </w:rPr>
             </w:pPr>
             <w:r>
               <w:rPr>
+                <w:rFonts w:ascii="Segoe UI Emoji" w:hAnsi="Segoe UI Emoji" w:cs="Segoe UI Emoji"/>
                 <w:sz w:val="36"/>
                 <w:szCs w:val="36"/>
               </w:rPr>
@@ -1774,6 +1916,7 @@
           <w:p>
             <w:pPr>
               <w:rPr>
+                <w:rFonts w:ascii="Segoe UI Emoji" w:hAnsi="Segoe UI Emoji" w:cs="Segoe UI Emoji"/>
                 <w:sz w:val="36"/>
                 <w:szCs w:val="36"/>
               </w:rPr>
@@ -1781,6 +1924,7 @@
             <w:proofErr w:type="spellStart"/>
             <w:r>
               <w:rPr>
+                <w:rFonts w:ascii="Segoe UI Emoji" w:hAnsi="Segoe UI Emoji" w:cs="Segoe UI Emoji"/>
                 <w:sz w:val="36"/>
                 <w:szCs w:val="36"/>
               </w:rPr>
@@ -1798,6 +1942,7 @@
           <w:p>
             <w:pPr>
               <w:rPr>
+                <w:rFonts w:ascii="Segoe UI Emoji" w:hAnsi="Segoe UI Emoji" w:cs="Segoe UI Emoji"/>
                 <w:sz w:val="36"/>
                 <w:szCs w:val="36"/>
               </w:rPr>
@@ -1805,6 +1950,7 @@
             <w:proofErr w:type="spellStart"/>
             <w:r>
               <w:rPr>
+                <w:rFonts w:ascii="Segoe UI Emoji" w:hAnsi="Segoe UI Emoji" w:cs="Segoe UI Emoji"/>
                 <w:sz w:val="36"/>
                 <w:szCs w:val="36"/>
               </w:rPr>
@@ -1822,12 +1968,14 @@
           <w:p>
             <w:pPr>
               <w:rPr>
+                <w:rFonts w:ascii="Segoe UI Emoji" w:hAnsi="Segoe UI Emoji" w:cs="Segoe UI Emoji"/>
                 <w:sz w:val="36"/>
                 <w:szCs w:val="36"/>
               </w:rPr>
             </w:pPr>
             <w:r>
               <w:rPr>
+                <w:rFonts w:ascii="Segoe UI Emoji" w:hAnsi="Segoe UI Emoji" w:cs="Segoe UI Emoji"/>
                 <w:sz w:val="36"/>
                 <w:szCs w:val="36"/>
               </w:rPr>
@@ -1849,6 +1997,7 @@
           <w:p>
             <w:pPr>
               <w:rPr>
+                <w:rFonts w:ascii="Segoe UI Emoji" w:hAnsi="Segoe UI Emoji" w:cs="Segoe UI Emoji"/>
                 <w:sz w:val="36"/>
                 <w:szCs w:val="36"/>
               </w:rPr>
@@ -1856,6 +2005,7 @@
             <w:proofErr w:type="spellStart"/>
             <w:r>
               <w:rPr>
+                <w:rFonts w:ascii="Segoe UI Emoji" w:hAnsi="Segoe UI Emoji" w:cs="Segoe UI Emoji"/>
                 <w:sz w:val="36"/>
                 <w:szCs w:val="36"/>
               </w:rPr>
@@ -1873,6 +2023,7 @@
           <w:p>
             <w:pPr>
               <w:rPr>
+                <w:rFonts w:ascii="Segoe UI Emoji" w:hAnsi="Segoe UI Emoji" w:cs="Segoe UI Emoji"/>
                 <w:sz w:val="36"/>
                 <w:szCs w:val="36"/>
               </w:rPr>
@@ -1880,6 +2031,7 @@
             <w:proofErr w:type="spellStart"/>
             <w:r>
               <w:rPr>
+                <w:rFonts w:ascii="Segoe UI Emoji" w:hAnsi="Segoe UI Emoji" w:cs="Segoe UI Emoji"/>
                 <w:sz w:val="36"/>
                 <w:szCs w:val="36"/>
               </w:rPr>
@@ -1897,12 +2049,14 @@
           <w:p>
             <w:pPr>
               <w:rPr>
+                <w:rFonts w:ascii="Segoe UI Emoji" w:hAnsi="Segoe UI Emoji" w:cs="Segoe UI Emoji"/>
                 <w:sz w:val="36"/>
                 <w:szCs w:val="36"/>
               </w:rPr>
             </w:pPr>
             <w:r>
               <w:rPr>
+                <w:rFonts w:ascii="Segoe UI Emoji" w:hAnsi="Segoe UI Emoji" w:cs="Segoe UI Emoji"/>
                 <w:sz w:val="36"/>
                 <w:szCs w:val="36"/>
               </w:rPr>
@@ -1915,23 +2069,26 @@
     <w:p>
       <w:pPr>
         <w:rPr>
-          <w:sz w:val="36"/>
-          <w:szCs w:val="36"/>
-        </w:rPr>
-      </w:pPr>
-      <w:r>
-        <w:rPr>
+          <w:rFonts w:ascii="Segoe UI Emoji" w:hAnsi="Segoe UI Emoji" w:cs="Segoe UI Emoji"/>
+          <w:sz w:val="36"/>
+          <w:szCs w:val="36"/>
+        </w:rPr>
+      </w:pPr>
+      <w:r>
+        <w:rPr>
+          <w:rFonts w:ascii="Segoe UI Emoji" w:hAnsi="Segoe UI Emoji" w:cs="Segoe UI Emoji"/>
           <w:sz w:val="36"/>
           <w:szCs w:val="36"/>
         </w:rPr>
         <w:pict w14:anchorId="62D01B1A">
-          <v:rect id="_x0000_i1178" style="width:0;height:1.5pt" o:hralign="center" o:hrstd="t" o:hr="t" fillcolor="#a0a0a0" stroked="f"/>
+          <v:rect id="_x0000_i1028" style="width:0;height:1.5pt" o:hralign="center" o:hrstd="t" o:hr="t" fillcolor="#a0a0a0" stroked="f"/>
         </w:pict>
       </w:r>
     </w:p>
     <w:p>
       <w:pPr>
         <w:rPr>
+          <w:rFonts w:ascii="Segoe UI Emoji" w:hAnsi="Segoe UI Emoji" w:cs="Segoe UI Emoji"/>
           <w:sz w:val="36"/>
           <w:szCs w:val="36"/>
         </w:rPr>
@@ -1946,6 +2103,7 @@
       </w:r>
       <w:r>
         <w:rPr>
+          <w:rFonts w:ascii="Segoe UI Emoji" w:hAnsi="Segoe UI Emoji" w:cs="Segoe UI Emoji"/>
           <w:sz w:val="36"/>
           <w:szCs w:val="36"/>
         </w:rPr>
@@ -1955,12 +2113,14 @@
     <w:p>
       <w:pPr>
         <w:rPr>
-          <w:sz w:val="36"/>
-          <w:szCs w:val="36"/>
-        </w:rPr>
-      </w:pPr>
-      <w:r>
-        <w:rPr>
+          <w:rFonts w:ascii="Segoe UI Emoji" w:hAnsi="Segoe UI Emoji" w:cs="Segoe UI Emoji"/>
+          <w:sz w:val="36"/>
+          <w:szCs w:val="36"/>
+        </w:rPr>
+      </w:pPr>
+      <w:r>
+        <w:rPr>
+          <w:rFonts w:ascii="Segoe UI Emoji" w:hAnsi="Segoe UI Emoji" w:cs="Segoe UI Emoji"/>
           <w:sz w:val="36"/>
           <w:szCs w:val="36"/>
         </w:rPr>
@@ -1970,287 +2130,1100 @@
     <w:p>
       <w:pPr>
         <w:rPr>
-          <w:sz w:val="36"/>
-          <w:szCs w:val="36"/>
-        </w:rPr>
-      </w:pPr>
-      <w:r>
-        <w:rPr>
-          <w:rFonts w:ascii="Segoe UI Emoji" w:hAnsi="Segoe UI Emoji" w:cs="Segoe UI Emoji"/>
-          <w:sz w:val="36"/>
-          <w:szCs w:val="36"/>
-        </w:rPr>
-        <w:t>🔥</w:t>
-      </w:r>
-      <w:r>
-        <w:rPr>
-          <w:sz w:val="36"/>
-          <w:szCs w:val="36"/>
-        </w:rPr>
-        <w:t xml:space="preserve"> Tipo 1 – Fogo</w:t>
-      </w:r>
-    </w:p>
-    <w:p>
-      <w:pPr>
-        <w:rPr>
-          <w:sz w:val="36"/>
-          <w:szCs w:val="36"/>
-        </w:rPr>
-      </w:pPr>
-      <w:r>
-        <w:rPr>
-          <w:sz w:val="36"/>
-          <w:szCs w:val="36"/>
-        </w:rPr>
-        <w:t xml:space="preserve">Nome: </w:t>
+          <w:rFonts w:ascii="Segoe UI Emoji" w:hAnsi="Segoe UI Emoji" w:cs="Segoe UI Emoji"/>
+          <w:sz w:val="36"/>
+          <w:szCs w:val="36"/>
+        </w:rPr>
+      </w:pPr>
+    </w:p>
+    <w:p>
+      <w:pPr>
+        <w:rPr>
+          <w:rFonts w:ascii="Segoe UI Emoji" w:hAnsi="Segoe UI Emoji" w:cs="Segoe UI Emoji"/>
+          <w:sz w:val="36"/>
+          <w:szCs w:val="36"/>
+        </w:rPr>
+      </w:pPr>
+    </w:p>
+    <w:p>
+      <w:pPr>
+        <w:rPr>
+          <w:rFonts w:ascii="Segoe UI Emoji" w:hAnsi="Segoe UI Emoji" w:cs="Segoe UI Emoji"/>
+          <w:sz w:val="36"/>
+          <w:szCs w:val="36"/>
+        </w:rPr>
+      </w:pPr>
+      <w:r>
+        <w:rPr>
+          <w:rFonts w:ascii="Segoe UI Emoji" w:hAnsi="Segoe UI Emoji" w:cs="Segoe UI Emoji"/>
+          <w:sz w:val="36"/>
+          <w:szCs w:val="36"/>
+        </w:rPr>
+        <w:t>🔥 LAVAPUNHO (Fire / Fighting)</w:t>
+      </w:r>
+      <w:r>
+        <w:rPr>
+          <w:rFonts w:ascii="Segoe UI Emoji" w:hAnsi="Segoe UI Emoji" w:cs="Segoe UI Emoji"/>
+          <w:sz w:val="36"/>
+          <w:szCs w:val="36"/>
+        </w:rPr>
+        <w:br/>
+        <w:t>Pokémon ofensivo com grande foco em ataque especial e resistência razoável. Apesar da velocidade baixa, compensa com golpes fortes e agressivos, sendo ideal para batalhas diretas. Sua combinação de fogo e luta o torna poderoso contra vários tipos, mas sua defesa mais baixa exige cuidado.</w:t>
+      </w:r>
+    </w:p>
+    <w:p>
+      <w:pPr>
+        <w:rPr>
+          <w:rFonts w:ascii="Segoe UI Emoji" w:hAnsi="Segoe UI Emoji" w:cs="Segoe UI Emoji"/>
+          <w:sz w:val="36"/>
+          <w:szCs w:val="36"/>
+        </w:rPr>
+      </w:pPr>
+      <w:r>
+        <w:rPr>
+          <w:rFonts w:ascii="Segoe UI Emoji" w:hAnsi="Segoe UI Emoji" w:cs="Segoe UI Emoji"/>
+          <w:sz w:val="36"/>
+          <w:szCs w:val="36"/>
+        </w:rPr>
+        <w:pict w14:anchorId="097D0289">
+          <v:rect id="_x0000_i1047" style="width:0;height:1.5pt" o:hralign="center" o:hrstd="t" o:hr="t" fillcolor="#a0a0a0" stroked="f"/>
+        </w:pict>
+      </w:r>
+    </w:p>
+    <w:p>
+      <w:pPr>
+        <w:rPr>
+          <w:rFonts w:ascii="Segoe UI Emoji" w:hAnsi="Segoe UI Emoji" w:cs="Segoe UI Emoji"/>
+          <w:sz w:val="36"/>
+          <w:szCs w:val="36"/>
+        </w:rPr>
+      </w:pPr>
+      <w:r>
+        <w:rPr>
+          <w:rFonts w:ascii="Segoe UI Emoji" w:hAnsi="Segoe UI Emoji" w:cs="Segoe UI Emoji"/>
+          <w:sz w:val="36"/>
+          <w:szCs w:val="36"/>
+        </w:rPr>
+        <w:t>🌊👻 NEBELAGUA (</w:t>
       </w:r>
       <w:proofErr w:type="spellStart"/>
       <w:r>
         <w:rPr>
-          <w:sz w:val="36"/>
-          <w:szCs w:val="36"/>
-        </w:rPr>
-        <w:t>Pyronix</w:t>
+          <w:rFonts w:ascii="Segoe UI Emoji" w:hAnsi="Segoe UI Emoji" w:cs="Segoe UI Emoji"/>
+          <w:sz w:val="36"/>
+          <w:szCs w:val="36"/>
+        </w:rPr>
+        <w:t>Water</w:t>
       </w:r>
       <w:proofErr w:type="spellEnd"/>
-    </w:p>
-    <w:p>
-      <w:pPr>
-        <w:rPr>
-          <w:sz w:val="36"/>
-          <w:szCs w:val="36"/>
-        </w:rPr>
-      </w:pPr>
-      <w:r>
-        <w:rPr>
-          <w:sz w:val="36"/>
-          <w:szCs w:val="36"/>
-        </w:rPr>
-        <w:t xml:space="preserve">Tipo: </w:t>
+      <w:r>
+        <w:rPr>
+          <w:rFonts w:ascii="Segoe UI Emoji" w:hAnsi="Segoe UI Emoji" w:cs="Segoe UI Emoji"/>
+          <w:sz w:val="36"/>
+          <w:szCs w:val="36"/>
+        </w:rPr>
+        <w:t xml:space="preserve"> / Ghost)</w:t>
+      </w:r>
+      <w:r>
+        <w:rPr>
+          <w:rFonts w:ascii="Segoe UI Emoji" w:hAnsi="Segoe UI Emoji" w:cs="Segoe UI Emoji"/>
+          <w:sz w:val="36"/>
+          <w:szCs w:val="36"/>
+        </w:rPr>
+        <w:br/>
+        <w:t>Pokémon estratégico com bom equilíbrio entre defesa e ataque especial. Sua tipagem incomum permite surpreender adversários, além de ter resistência sólida. Não é muito rápido, mas se destaca em combates mais táticos e controlados.</w:t>
+      </w:r>
+    </w:p>
+    <w:p>
+      <w:pPr>
+        <w:rPr>
+          <w:rFonts w:ascii="Segoe UI Emoji" w:hAnsi="Segoe UI Emoji" w:cs="Segoe UI Emoji"/>
+          <w:sz w:val="36"/>
+          <w:szCs w:val="36"/>
+        </w:rPr>
+      </w:pPr>
+      <w:r>
+        <w:rPr>
+          <w:rFonts w:ascii="Segoe UI Emoji" w:hAnsi="Segoe UI Emoji" w:cs="Segoe UI Emoji"/>
+          <w:sz w:val="36"/>
+          <w:szCs w:val="36"/>
+        </w:rPr>
+        <w:pict w14:anchorId="1BD6EECE">
+          <v:rect id="_x0000_i1048" style="width:0;height:1.5pt" o:hralign="center" o:hrstd="t" o:hr="t" fillcolor="#a0a0a0" stroked="f"/>
+        </w:pict>
+      </w:r>
+    </w:p>
+    <w:p>
+      <w:pPr>
+        <w:rPr>
+          <w:rFonts w:ascii="Segoe UI Emoji" w:hAnsi="Segoe UI Emoji" w:cs="Segoe UI Emoji"/>
+          <w:sz w:val="36"/>
+          <w:szCs w:val="36"/>
+        </w:rPr>
+      </w:pPr>
+      <w:r>
+        <w:rPr>
+          <w:rFonts w:ascii="Segoe UI Emoji" w:hAnsi="Segoe UI Emoji" w:cs="Segoe UI Emoji"/>
+          <w:sz w:val="36"/>
+          <w:szCs w:val="36"/>
+        </w:rPr>
+        <w:t xml:space="preserve">🌿☠️ FLORESERP (Grass / </w:t>
       </w:r>
       <w:proofErr w:type="spellStart"/>
       <w:r>
         <w:rPr>
-          <w:sz w:val="36"/>
-          <w:szCs w:val="36"/>
-        </w:rPr>
-        <w:t>fire</w:t>
+          <w:rFonts w:ascii="Segoe UI Emoji" w:hAnsi="Segoe UI Emoji" w:cs="Segoe UI Emoji"/>
+          <w:sz w:val="36"/>
+          <w:szCs w:val="36"/>
+        </w:rPr>
+        <w:t>Poison</w:t>
       </w:r>
       <w:proofErr w:type="spellEnd"/>
-    </w:p>
-    <w:p>
-      <w:pPr>
-        <w:rPr>
-          <w:sz w:val="36"/>
-          <w:szCs w:val="36"/>
-        </w:rPr>
-      </w:pPr>
-      <w:r>
-        <w:rPr>
+      <w:r>
+        <w:rPr>
+          <w:rFonts w:ascii="Segoe UI Emoji" w:hAnsi="Segoe UI Emoji" w:cs="Segoe UI Emoji"/>
+          <w:sz w:val="36"/>
+          <w:szCs w:val="36"/>
+        </w:rPr>
+        <w:t>)</w:t>
+      </w:r>
+      <w:r>
+        <w:rPr>
+          <w:rFonts w:ascii="Segoe UI Emoji" w:hAnsi="Segoe UI Emoji" w:cs="Segoe UI Emoji"/>
+          <w:sz w:val="36"/>
+          <w:szCs w:val="36"/>
+        </w:rPr>
+        <w:br/>
+        <w:t>Pokémon focado em ataque especial e velocidade, ideal para causar dano rápido. Porém, possui defesa baixa, o que o torna mais vulnerável. É eficiente para ataques rápidos e efeitos de status, sendo ótimo para estratégias ofensivas ágeis.</w:t>
+      </w:r>
+    </w:p>
+    <w:p>
+      <w:pPr>
+        <w:rPr>
+          <w:rFonts w:ascii="Segoe UI Emoji" w:hAnsi="Segoe UI Emoji" w:cs="Segoe UI Emoji"/>
+          <w:sz w:val="36"/>
+          <w:szCs w:val="36"/>
+        </w:rPr>
+      </w:pPr>
+    </w:p>
+    <w:p>
+      <w:pPr>
+        <w:rPr>
+          <w:rFonts w:ascii="Segoe UI Emoji" w:hAnsi="Segoe UI Emoji" w:cs="Segoe UI Emoji"/>
+          <w:sz w:val="36"/>
+          <w:szCs w:val="36"/>
+        </w:rPr>
+      </w:pPr>
+    </w:p>
+    <w:p>
+      <w:pPr>
+        <w:rPr>
+          <w:rFonts w:ascii="Segoe UI Emoji" w:hAnsi="Segoe UI Emoji" w:cs="Segoe UI Emoji"/>
+          <w:sz w:val="36"/>
+          <w:szCs w:val="36"/>
+        </w:rPr>
+      </w:pPr>
+    </w:p>
+    <w:p>
+      <w:pPr>
+        <w:rPr>
+          <w:rFonts w:ascii="Segoe UI Emoji" w:hAnsi="Segoe UI Emoji" w:cs="Segoe UI Emoji"/>
+          <w:sz w:val="36"/>
+          <w:szCs w:val="36"/>
+        </w:rPr>
+      </w:pPr>
+    </w:p>
+    <w:p>
+      <w:pPr>
+        <w:rPr>
+          <w:rFonts w:ascii="Segoe UI Emoji" w:hAnsi="Segoe UI Emoji" w:cs="Segoe UI Emoji"/>
+          <w:sz w:val="36"/>
+          <w:szCs w:val="36"/>
+        </w:rPr>
+      </w:pPr>
+    </w:p>
+    <w:p>
+      <w:pPr>
+        <w:rPr>
+          <w:rFonts w:ascii="Segoe UI Emoji" w:hAnsi="Segoe UI Emoji" w:cs="Segoe UI Emoji"/>
+          <w:sz w:val="36"/>
+          <w:szCs w:val="36"/>
+        </w:rPr>
+      </w:pPr>
+    </w:p>
+    <w:p>
+      <w:pPr>
+        <w:rPr>
+          <w:rFonts w:ascii="Segoe UI Emoji" w:hAnsi="Segoe UI Emoji" w:cs="Segoe UI Emoji"/>
+          <w:sz w:val="36"/>
+          <w:szCs w:val="36"/>
+        </w:rPr>
+      </w:pPr>
+      <w:r>
+        <w:rPr>
+          <w:rFonts w:ascii="Segoe UI Emoji" w:hAnsi="Segoe UI Emoji" w:cs="Segoe UI Emoji"/>
+          <w:sz w:val="36"/>
+          <w:szCs w:val="36"/>
+        </w:rPr>
+        <w:t>📝</w:t>
+      </w:r>
+      <w:r>
+        <w:rPr>
+          <w:rFonts w:ascii="Segoe UI Emoji" w:hAnsi="Segoe UI Emoji" w:cs="Segoe UI Emoji"/>
+          <w:sz w:val="36"/>
+          <w:szCs w:val="36"/>
+        </w:rPr>
+        <w:t xml:space="preserve"> Cadastro de Pokémons</w:t>
+      </w:r>
+    </w:p>
+    <w:p>
+      <w:pPr>
+        <w:rPr>
+          <w:rFonts w:ascii="Segoe UI Emoji" w:hAnsi="Segoe UI Emoji" w:cs="Segoe UI Emoji"/>
+          <w:sz w:val="36"/>
+          <w:szCs w:val="36"/>
+        </w:rPr>
+      </w:pPr>
+      <w:r>
+        <w:rPr>
+          <w:rFonts w:ascii="Segoe UI Emoji" w:hAnsi="Segoe UI Emoji" w:cs="Segoe UI Emoji"/>
+          <w:sz w:val="36"/>
+          <w:szCs w:val="36"/>
+        </w:rPr>
+        <w:t>Funcionalidades:</w:t>
+      </w:r>
+    </w:p>
+    <w:p>
+      <w:pPr>
+        <w:rPr>
+          <w:rFonts w:ascii="Segoe UI Emoji" w:hAnsi="Segoe UI Emoji" w:cs="Segoe UI Emoji"/>
+          <w:sz w:val="36"/>
+          <w:szCs w:val="36"/>
+        </w:rPr>
+      </w:pPr>
+      <w:r>
+        <w:rPr>
+          <w:rFonts w:ascii="Segoe UI Emoji" w:hAnsi="Segoe UI Emoji" w:cs="Segoe UI Emoji"/>
+          <w:sz w:val="36"/>
+          <w:szCs w:val="36"/>
+        </w:rPr>
+        <w:t>Inserir nome</w:t>
+      </w:r>
+    </w:p>
+    <w:p>
+      <w:pPr>
+        <w:rPr>
+          <w:rFonts w:ascii="Segoe UI Emoji" w:hAnsi="Segoe UI Emoji" w:cs="Segoe UI Emoji"/>
+          <w:sz w:val="36"/>
+          <w:szCs w:val="36"/>
+        </w:rPr>
+      </w:pPr>
+      <w:r>
+        <w:rPr>
+          <w:rFonts w:ascii="Segoe UI Emoji" w:hAnsi="Segoe UI Emoji" w:cs="Segoe UI Emoji"/>
+          <w:sz w:val="36"/>
+          <w:szCs w:val="36"/>
+        </w:rPr>
+        <w:t>Selecionar até 2 tipos</w:t>
+      </w:r>
+    </w:p>
+    <w:p>
+      <w:pPr>
+        <w:rPr>
+          <w:rFonts w:ascii="Segoe UI Emoji" w:hAnsi="Segoe UI Emoji" w:cs="Segoe UI Emoji"/>
+          <w:sz w:val="36"/>
+          <w:szCs w:val="36"/>
+        </w:rPr>
+      </w:pPr>
+      <w:r>
+        <w:rPr>
+          <w:rFonts w:ascii="Segoe UI Emoji" w:hAnsi="Segoe UI Emoji" w:cs="Segoe UI Emoji"/>
+          <w:sz w:val="36"/>
+          <w:szCs w:val="36"/>
+        </w:rPr>
+        <w:t xml:space="preserve">Definir </w:t>
+      </w:r>
+      <w:proofErr w:type="spellStart"/>
+      <w:r>
+        <w:rPr>
+          <w:rFonts w:ascii="Segoe UI Emoji" w:hAnsi="Segoe UI Emoji" w:cs="Segoe UI Emoji"/>
+          <w:sz w:val="36"/>
+          <w:szCs w:val="36"/>
+        </w:rPr>
+        <w:t>stats</w:t>
+      </w:r>
+      <w:proofErr w:type="spellEnd"/>
+      <w:r>
+        <w:rPr>
+          <w:rFonts w:ascii="Segoe UI Emoji" w:hAnsi="Segoe UI Emoji" w:cs="Segoe UI Emoji"/>
+          <w:sz w:val="36"/>
+          <w:szCs w:val="36"/>
+        </w:rPr>
+        <w:t xml:space="preserve"> (0 a 500)</w:t>
+      </w:r>
+    </w:p>
+    <w:p>
+      <w:pPr>
+        <w:rPr>
+          <w:rFonts w:ascii="Segoe UI Emoji" w:hAnsi="Segoe UI Emoji" w:cs="Segoe UI Emoji"/>
+          <w:sz w:val="36"/>
+          <w:szCs w:val="36"/>
+        </w:rPr>
+      </w:pPr>
+      <w:r>
+        <w:rPr>
+          <w:rFonts w:ascii="Segoe UI Emoji" w:hAnsi="Segoe UI Emoji" w:cs="Segoe UI Emoji"/>
+          <w:sz w:val="36"/>
+          <w:szCs w:val="36"/>
+        </w:rPr>
+        <w:t>Upload de imagem OU imagem automática</w:t>
+      </w:r>
+    </w:p>
+    <w:p>
+      <w:pPr>
+        <w:rPr>
+          <w:rFonts w:ascii="Segoe UI Emoji" w:hAnsi="Segoe UI Emoji" w:cs="Segoe UI Emoji"/>
+          <w:sz w:val="36"/>
+          <w:szCs w:val="36"/>
+        </w:rPr>
+      </w:pPr>
+      <w:r>
+        <w:rPr>
+          <w:rFonts w:ascii="Segoe UI Emoji" w:hAnsi="Segoe UI Emoji" w:cs="Segoe UI Emoji"/>
+          <w:sz w:val="36"/>
+          <w:szCs w:val="36"/>
+        </w:rPr>
+        <w:t>Regras:</w:t>
+      </w:r>
+    </w:p>
+    <w:p>
+      <w:pPr>
+        <w:rPr>
+          <w:rFonts w:ascii="Segoe UI Emoji" w:hAnsi="Segoe UI Emoji" w:cs="Segoe UI Emoji"/>
+          <w:sz w:val="36"/>
+          <w:szCs w:val="36"/>
+        </w:rPr>
+      </w:pPr>
+      <w:r>
+        <w:rPr>
+          <w:rFonts w:ascii="Segoe UI Emoji" w:hAnsi="Segoe UI Emoji" w:cs="Segoe UI Emoji"/>
+          <w:sz w:val="36"/>
+          <w:szCs w:val="36"/>
+        </w:rPr>
+        <w:t>'tipo' =&gt; 'required|array|min:1|max:2'</w:t>
+      </w:r>
+    </w:p>
+    <w:p>
+      <w:pPr>
+        <w:rPr>
+          <w:rFonts w:ascii="Segoe UI Emoji" w:hAnsi="Segoe UI Emoji" w:cs="Segoe UI Emoji"/>
+          <w:sz w:val="36"/>
+          <w:szCs w:val="36"/>
+        </w:rPr>
+      </w:pPr>
+      <w:r>
+        <w:rPr>
+          <w:rFonts w:ascii="Segoe UI Emoji" w:hAnsi="Segoe UI Emoji" w:cs="Segoe UI Emoji"/>
+          <w:sz w:val="36"/>
+          <w:szCs w:val="36"/>
+        </w:rPr>
+        <w:t>'</w:t>
+      </w:r>
+      <w:proofErr w:type="spellStart"/>
+      <w:r>
+        <w:rPr>
+          <w:rFonts w:ascii="Segoe UI Emoji" w:hAnsi="Segoe UI Emoji" w:cs="Segoe UI Emoji"/>
+          <w:sz w:val="36"/>
+          <w:szCs w:val="36"/>
+        </w:rPr>
+        <w:t>hp</w:t>
+      </w:r>
+      <w:proofErr w:type="spellEnd"/>
+      <w:r>
+        <w:rPr>
+          <w:rFonts w:ascii="Segoe UI Emoji" w:hAnsi="Segoe UI Emoji" w:cs="Segoe UI Emoji"/>
+          <w:sz w:val="36"/>
+          <w:szCs w:val="36"/>
+        </w:rPr>
+        <w:t>' =&gt; 'nullable|integer|min:0|max:500'</w:t>
+      </w:r>
+    </w:p>
+    <w:p>
+      <w:pPr>
+        <w:rPr>
+          <w:rFonts w:ascii="Segoe UI Emoji" w:hAnsi="Segoe UI Emoji" w:cs="Segoe UI Emoji"/>
+          <w:sz w:val="36"/>
+          <w:szCs w:val="36"/>
+        </w:rPr>
+      </w:pPr>
+      <w:r>
+        <w:rPr>
+          <w:rFonts w:ascii="Segoe UI Emoji" w:hAnsi="Segoe UI Emoji" w:cs="Segoe UI Emoji"/>
+          <w:sz w:val="36"/>
+          <w:szCs w:val="36"/>
+        </w:rPr>
+        <w:t>Upload de imagem:</w:t>
+      </w:r>
+    </w:p>
+    <w:p>
+      <w:pPr>
+        <w:rPr>
+          <w:rFonts w:ascii="Segoe UI Emoji" w:hAnsi="Segoe UI Emoji" w:cs="Segoe UI Emoji"/>
+          <w:sz w:val="36"/>
+          <w:szCs w:val="36"/>
+        </w:rPr>
+      </w:pPr>
+      <w:r>
+        <w:rPr>
+          <w:rFonts w:ascii="Segoe UI Emoji" w:hAnsi="Segoe UI Emoji" w:cs="Segoe UI Emoji"/>
+          <w:sz w:val="36"/>
+          <w:szCs w:val="36"/>
+        </w:rPr>
+        <w:t>Salva em:</w:t>
+      </w:r>
+    </w:p>
+    <w:p>
+      <w:pPr>
+        <w:rPr>
+          <w:rFonts w:ascii="Segoe UI Emoji" w:hAnsi="Segoe UI Emoji" w:cs="Segoe UI Emoji"/>
+          <w:sz w:val="36"/>
+          <w:szCs w:val="36"/>
+        </w:rPr>
+      </w:pPr>
+      <w:proofErr w:type="spellStart"/>
+      <w:r>
+        <w:rPr>
+          <w:rFonts w:ascii="Segoe UI Emoji" w:hAnsi="Segoe UI Emoji" w:cs="Segoe UI Emoji"/>
+          <w:sz w:val="36"/>
+          <w:szCs w:val="36"/>
+        </w:rPr>
+        <w:t>public</w:t>
+      </w:r>
+      <w:proofErr w:type="spellEnd"/>
+      <w:r>
+        <w:rPr>
+          <w:rFonts w:ascii="Segoe UI Emoji" w:hAnsi="Segoe UI Emoji" w:cs="Segoe UI Emoji"/>
+          <w:sz w:val="36"/>
+          <w:szCs w:val="36"/>
+        </w:rPr>
+        <w:t>/</w:t>
+      </w:r>
+      <w:proofErr w:type="spellStart"/>
+      <w:r>
+        <w:rPr>
+          <w:rFonts w:ascii="Segoe UI Emoji" w:hAnsi="Segoe UI Emoji" w:cs="Segoe UI Emoji"/>
+          <w:sz w:val="36"/>
+          <w:szCs w:val="36"/>
+        </w:rPr>
+        <w:t>images</w:t>
+      </w:r>
+      <w:proofErr w:type="spellEnd"/>
+      <w:r>
+        <w:rPr>
+          <w:rFonts w:ascii="Segoe UI Emoji" w:hAnsi="Segoe UI Emoji" w:cs="Segoe UI Emoji"/>
+          <w:sz w:val="36"/>
+          <w:szCs w:val="36"/>
+        </w:rPr>
+        <w:t>/</w:t>
+      </w:r>
+      <w:proofErr w:type="spellStart"/>
+      <w:r>
+        <w:rPr>
+          <w:rFonts w:ascii="Segoe UI Emoji" w:hAnsi="Segoe UI Emoji" w:cs="Segoe UI Emoji"/>
+          <w:sz w:val="36"/>
+          <w:szCs w:val="36"/>
+        </w:rPr>
+        <w:t>pokemons</w:t>
+      </w:r>
+      <w:proofErr w:type="spellEnd"/>
+      <w:r>
+        <w:rPr>
+          <w:rFonts w:ascii="Segoe UI Emoji" w:hAnsi="Segoe UI Emoji" w:cs="Segoe UI Emoji"/>
+          <w:sz w:val="36"/>
+          <w:szCs w:val="36"/>
+        </w:rPr>
+        <w:t>/</w:t>
+      </w:r>
+    </w:p>
+    <w:p>
+      <w:pPr>
+        <w:rPr>
+          <w:rFonts w:ascii="Segoe UI Emoji" w:hAnsi="Segoe UI Emoji" w:cs="Segoe UI Emoji"/>
+          <w:sz w:val="36"/>
+          <w:szCs w:val="36"/>
+        </w:rPr>
+      </w:pPr>
+      <w:r>
+        <w:rPr>
+          <w:rFonts w:ascii="Segoe UI Emoji" w:hAnsi="Segoe UI Emoji" w:cs="Segoe UI Emoji"/>
+          <w:sz w:val="36"/>
+          <w:szCs w:val="36"/>
+        </w:rPr>
+        <w:t>Caso não envie imagem:</w:t>
+      </w:r>
+    </w:p>
+    <w:p>
+      <w:pPr>
+        <w:rPr>
+          <w:rFonts w:ascii="Segoe UI Emoji" w:hAnsi="Segoe UI Emoji" w:cs="Segoe UI Emoji"/>
+          <w:sz w:val="36"/>
+          <w:szCs w:val="36"/>
+        </w:rPr>
+      </w:pPr>
+      <w:r>
+        <w:rPr>
+          <w:rFonts w:ascii="Segoe UI Emoji" w:hAnsi="Segoe UI Emoji" w:cs="Segoe UI Emoji"/>
+          <w:sz w:val="36"/>
+          <w:szCs w:val="36"/>
+        </w:rPr>
+        <w:t>Sistema gera imagem automática:</w:t>
+      </w:r>
+    </w:p>
+    <w:p>
+      <w:pPr>
+        <w:rPr>
+          <w:rFonts w:ascii="Segoe UI Emoji" w:hAnsi="Segoe UI Emoji" w:cs="Segoe UI Emoji"/>
+          <w:sz w:val="36"/>
+          <w:szCs w:val="36"/>
+        </w:rPr>
+      </w:pPr>
+      <w:r>
+        <w:rPr>
+          <w:rFonts w:ascii="Segoe UI Emoji" w:hAnsi="Segoe UI Emoji" w:cs="Segoe UI Emoji"/>
           <w:sz w:val="36"/>
           <w:szCs w:val="36"/>
         </w:rPr>
         <w:lastRenderedPageBreak/>
-        <w:t>HP: 300</w:t>
-      </w:r>
-    </w:p>
-    <w:p>
-      <w:pPr>
-        <w:rPr>
-          <w:sz w:val="36"/>
-          <w:szCs w:val="36"/>
-        </w:rPr>
-      </w:pPr>
-      <w:r>
-        <w:rPr>
-          <w:sz w:val="36"/>
-          <w:szCs w:val="36"/>
-        </w:rPr>
-        <w:t>Ataque: 420</w:t>
-      </w:r>
-    </w:p>
-    <w:p>
-      <w:pPr>
-        <w:rPr>
-          <w:sz w:val="36"/>
-          <w:szCs w:val="36"/>
-        </w:rPr>
-      </w:pPr>
-      <w:r>
-        <w:rPr>
-          <w:sz w:val="36"/>
-          <w:szCs w:val="36"/>
-        </w:rPr>
-        <w:t>Defesa: 200</w:t>
-      </w:r>
-    </w:p>
-    <w:p>
-      <w:pPr>
-        <w:rPr>
-          <w:sz w:val="36"/>
-          <w:szCs w:val="36"/>
-        </w:rPr>
-      </w:pPr>
-      <w:r>
-        <w:rPr>
-          <w:sz w:val="36"/>
-          <w:szCs w:val="36"/>
-        </w:rPr>
-        <w:t>Velocidade: 350</w:t>
-      </w:r>
-    </w:p>
-    <w:p>
-      <w:pPr>
-        <w:rPr>
-          <w:sz w:val="36"/>
-          <w:szCs w:val="36"/>
-        </w:rPr>
-      </w:pPr>
-      <w:r>
-        <w:rPr>
-          <w:rFonts w:ascii="Segoe UI Emoji" w:hAnsi="Segoe UI Emoji" w:cs="Segoe UI Emoji"/>
-          <w:sz w:val="36"/>
-          <w:szCs w:val="36"/>
-        </w:rPr>
-        <w:t>🌊</w:t>
-      </w:r>
-      <w:r>
-        <w:rPr>
-          <w:sz w:val="36"/>
-          <w:szCs w:val="36"/>
-        </w:rPr>
-        <w:t xml:space="preserve"> Tipo 2 – Água</w:t>
-      </w:r>
-    </w:p>
-    <w:p>
-      <w:pPr>
-        <w:rPr>
-          <w:sz w:val="36"/>
-          <w:szCs w:val="36"/>
-        </w:rPr>
-      </w:pPr>
-      <w:r>
-        <w:rPr>
-          <w:sz w:val="36"/>
-          <w:szCs w:val="36"/>
-        </w:rPr>
-        <w:t xml:space="preserve">Nome: </w:t>
+        <w:t>https://loremflickr.com/100/100/animal</w:t>
+      </w:r>
+    </w:p>
+    <w:p>
+      <w:pPr>
+        <w:rPr>
+          <w:rFonts w:ascii="Segoe UI Emoji" w:hAnsi="Segoe UI Emoji" w:cs="Segoe UI Emoji"/>
+          <w:sz w:val="36"/>
+          <w:szCs w:val="36"/>
+        </w:rPr>
+      </w:pPr>
+      <w:r>
+        <w:rPr>
+          <w:rFonts w:ascii="Segoe UI Emoji" w:hAnsi="Segoe UI Emoji" w:cs="Segoe UI Emoji"/>
+          <w:sz w:val="36"/>
+          <w:szCs w:val="36"/>
+        </w:rPr>
+        <w:t>ou</w:t>
+      </w:r>
+    </w:p>
+    <w:p>
+      <w:pPr>
+        <w:rPr>
+          <w:rFonts w:ascii="Segoe UI Emoji" w:hAnsi="Segoe UI Emoji" w:cs="Segoe UI Emoji"/>
+          <w:sz w:val="36"/>
+          <w:szCs w:val="36"/>
+        </w:rPr>
+      </w:pPr>
+      <w:r>
+        <w:rPr>
+          <w:rFonts w:ascii="Segoe UI Emoji" w:hAnsi="Segoe UI Emoji" w:cs="Segoe UI Emoji"/>
+          <w:sz w:val="36"/>
+          <w:szCs w:val="36"/>
+        </w:rPr>
+        <w:t>https://source.unsplash.com/100x100/?anime</w:t>
+      </w:r>
+    </w:p>
+    <w:p>
+      <w:pPr>
+        <w:rPr>
+          <w:rFonts w:ascii="Segoe UI Emoji" w:hAnsi="Segoe UI Emoji" w:cs="Segoe UI Emoji"/>
+          <w:sz w:val="36"/>
+          <w:szCs w:val="36"/>
+        </w:rPr>
+      </w:pPr>
+      <w:r>
+        <w:rPr>
+          <w:rFonts w:ascii="Segoe UI Emoji" w:hAnsi="Segoe UI Emoji" w:cs="Segoe UI Emoji"/>
+          <w:sz w:val="36"/>
+          <w:szCs w:val="36"/>
+        </w:rPr>
+        <w:pict w14:anchorId="4D92F8E5">
+          <v:rect id="_x0000_i1030" style="width:0;height:1.5pt" o:hralign="center" o:hrstd="t" o:hr="t" fillcolor="#a0a0a0" stroked="f"/>
+        </w:pict>
+      </w:r>
+    </w:p>
+    <w:p>
+      <w:pPr>
+        <w:rPr>
+          <w:rFonts w:ascii="Segoe UI Emoji" w:hAnsi="Segoe UI Emoji" w:cs="Segoe UI Emoji"/>
+          <w:sz w:val="36"/>
+          <w:szCs w:val="36"/>
+        </w:rPr>
+      </w:pPr>
+      <w:r>
+        <w:rPr>
+          <w:rFonts w:ascii="Segoe UI Emoji" w:hAnsi="Segoe UI Emoji" w:cs="Segoe UI Emoji"/>
+          <w:sz w:val="36"/>
+          <w:szCs w:val="36"/>
+        </w:rPr>
+        <w:t>✏️</w:t>
+      </w:r>
+      <w:r>
+        <w:rPr>
+          <w:rFonts w:ascii="Segoe UI Emoji" w:hAnsi="Segoe UI Emoji" w:cs="Segoe UI Emoji"/>
+          <w:sz w:val="36"/>
+          <w:szCs w:val="36"/>
+        </w:rPr>
+        <w:t xml:space="preserve"> Edição de Pokémons</w:t>
+      </w:r>
+    </w:p>
+    <w:p>
+      <w:pPr>
+        <w:rPr>
+          <w:rFonts w:ascii="Segoe UI Emoji" w:hAnsi="Segoe UI Emoji" w:cs="Segoe UI Emoji"/>
+          <w:sz w:val="36"/>
+          <w:szCs w:val="36"/>
+        </w:rPr>
+      </w:pPr>
+      <w:r>
+        <w:rPr>
+          <w:rFonts w:ascii="Segoe UI Emoji" w:hAnsi="Segoe UI Emoji" w:cs="Segoe UI Emoji"/>
+          <w:sz w:val="36"/>
+          <w:szCs w:val="36"/>
+        </w:rPr>
+        <w:t>Permite alterar todos os campos</w:t>
+      </w:r>
+    </w:p>
+    <w:p>
+      <w:pPr>
+        <w:rPr>
+          <w:rFonts w:ascii="Segoe UI Emoji" w:hAnsi="Segoe UI Emoji" w:cs="Segoe UI Emoji"/>
+          <w:sz w:val="36"/>
+          <w:szCs w:val="36"/>
+        </w:rPr>
+      </w:pPr>
+      <w:r>
+        <w:rPr>
+          <w:rFonts w:ascii="Segoe UI Emoji" w:hAnsi="Segoe UI Emoji" w:cs="Segoe UI Emoji"/>
+          <w:sz w:val="36"/>
+          <w:szCs w:val="36"/>
+        </w:rPr>
+        <w:t>Permite trocar imagem</w:t>
+      </w:r>
+    </w:p>
+    <w:p>
+      <w:pPr>
+        <w:rPr>
+          <w:rFonts w:ascii="Segoe UI Emoji" w:hAnsi="Segoe UI Emoji" w:cs="Segoe UI Emoji"/>
+          <w:sz w:val="36"/>
+          <w:szCs w:val="36"/>
+        </w:rPr>
+      </w:pPr>
+      <w:r>
+        <w:rPr>
+          <w:rFonts w:ascii="Segoe UI Emoji" w:hAnsi="Segoe UI Emoji" w:cs="Segoe UI Emoji"/>
+          <w:sz w:val="36"/>
+          <w:szCs w:val="36"/>
+        </w:rPr>
+        <w:t>Converte tipos (</w:t>
       </w:r>
       <w:proofErr w:type="spellStart"/>
       <w:r>
         <w:rPr>
-          <w:sz w:val="36"/>
-          <w:szCs w:val="36"/>
-        </w:rPr>
-        <w:t>Aquarion</w:t>
+          <w:rFonts w:ascii="Segoe UI Emoji" w:hAnsi="Segoe UI Emoji" w:cs="Segoe UI Emoji"/>
+          <w:sz w:val="36"/>
+          <w:szCs w:val="36"/>
+        </w:rPr>
+        <w:t>array</w:t>
       </w:r>
       <w:proofErr w:type="spellEnd"/>
-    </w:p>
-    <w:p>
-      <w:pPr>
-        <w:rPr>
-          <w:sz w:val="36"/>
-          <w:szCs w:val="36"/>
-        </w:rPr>
-      </w:pPr>
-      <w:r>
-        <w:rPr>
-          <w:sz w:val="36"/>
-          <w:szCs w:val="36"/>
-        </w:rPr>
-        <w:t xml:space="preserve">Tipo: </w:t>
+      <w:r>
+        <w:rPr>
+          <w:rFonts w:ascii="Segoe UI Emoji" w:hAnsi="Segoe UI Emoji" w:cs="Segoe UI Emoji"/>
+          <w:sz w:val="36"/>
+          <w:szCs w:val="36"/>
+        </w:rPr>
+        <w:t xml:space="preserve"> → </w:t>
       </w:r>
       <w:proofErr w:type="spellStart"/>
       <w:r>
         <w:rPr>
-          <w:sz w:val="36"/>
-          <w:szCs w:val="36"/>
-        </w:rPr>
-        <w:t>water</w:t>
+          <w:rFonts w:ascii="Segoe UI Emoji" w:hAnsi="Segoe UI Emoji" w:cs="Segoe UI Emoji"/>
+          <w:sz w:val="36"/>
+          <w:szCs w:val="36"/>
+        </w:rPr>
+        <w:t>string</w:t>
       </w:r>
       <w:proofErr w:type="spellEnd"/>
-    </w:p>
-    <w:p>
-      <w:pPr>
-        <w:rPr>
-          <w:sz w:val="36"/>
-          <w:szCs w:val="36"/>
-        </w:rPr>
-      </w:pPr>
-      <w:r>
-        <w:rPr>
-          <w:sz w:val="36"/>
-          <w:szCs w:val="36"/>
-        </w:rPr>
-        <w:t>HP: 400</w:t>
-      </w:r>
-    </w:p>
-    <w:p>
-      <w:pPr>
-        <w:rPr>
-          <w:sz w:val="36"/>
-          <w:szCs w:val="36"/>
-        </w:rPr>
-      </w:pPr>
-      <w:r>
-        <w:rPr>
-          <w:sz w:val="36"/>
-          <w:szCs w:val="36"/>
-        </w:rPr>
-        <w:t>Ataque: 250</w:t>
-      </w:r>
-    </w:p>
-    <w:p>
-      <w:pPr>
-        <w:rPr>
-          <w:sz w:val="36"/>
-          <w:szCs w:val="36"/>
-        </w:rPr>
-      </w:pPr>
-      <w:r>
-        <w:rPr>
-          <w:sz w:val="36"/>
-          <w:szCs w:val="36"/>
-        </w:rPr>
-        <w:t>Defesa: 350</w:t>
-      </w:r>
-    </w:p>
-    <w:p>
-      <w:pPr>
-        <w:rPr>
-          <w:sz w:val="36"/>
-          <w:szCs w:val="36"/>
-        </w:rPr>
-      </w:pPr>
-      <w:r>
-        <w:rPr>
-          <w:sz w:val="36"/>
-          <w:szCs w:val="36"/>
-        </w:rPr>
-        <w:t>Velocidade: 200</w:t>
-      </w:r>
-    </w:p>
-    <w:p>
-      <w:pPr>
-        <w:rPr>
-          <w:sz w:val="36"/>
-          <w:szCs w:val="36"/>
-        </w:rPr>
-      </w:pPr>
-      <w:r>
-        <w:rPr>
-          <w:rFonts w:ascii="Segoe UI Emoji" w:hAnsi="Segoe UI Emoji" w:cs="Segoe UI Emoji"/>
-          <w:sz w:val="36"/>
-          <w:szCs w:val="36"/>
-        </w:rPr>
-        <w:t>⚡</w:t>
-      </w:r>
-      <w:r>
-        <w:rPr>
-          <w:sz w:val="36"/>
-          <w:szCs w:val="36"/>
-        </w:rPr>
-        <w:t xml:space="preserve"> Tipo 3 – Elétrico</w:t>
+      <w:r>
+        <w:rPr>
+          <w:rFonts w:ascii="Segoe UI Emoji" w:hAnsi="Segoe UI Emoji" w:cs="Segoe UI Emoji"/>
+          <w:sz w:val="36"/>
+          <w:szCs w:val="36"/>
+        </w:rPr>
+        <w:t>)</w:t>
+      </w:r>
+    </w:p>
+    <w:p>
+      <w:pPr>
+        <w:rPr>
+          <w:rFonts w:ascii="Segoe UI Emoji" w:hAnsi="Segoe UI Emoji" w:cs="Segoe UI Emoji"/>
+          <w:sz w:val="36"/>
+          <w:szCs w:val="36"/>
+        </w:rPr>
+      </w:pPr>
+      <w:r>
+        <w:rPr>
+          <w:rFonts w:ascii="Segoe UI Emoji" w:hAnsi="Segoe UI Emoji" w:cs="Segoe UI Emoji"/>
+          <w:sz w:val="36"/>
+          <w:szCs w:val="36"/>
+        </w:rPr>
+        <w:t xml:space="preserve">$dados['tipo'] = </w:t>
+      </w:r>
+      <w:proofErr w:type="gramStart"/>
+      <w:r>
+        <w:rPr>
+          <w:rFonts w:ascii="Segoe UI Emoji" w:hAnsi="Segoe UI Emoji" w:cs="Segoe UI Emoji"/>
+          <w:sz w:val="36"/>
+          <w:szCs w:val="36"/>
+        </w:rPr>
+        <w:t>implode(</w:t>
+      </w:r>
+      <w:proofErr w:type="gramEnd"/>
+      <w:r>
+        <w:rPr>
+          <w:rFonts w:ascii="Segoe UI Emoji" w:hAnsi="Segoe UI Emoji" w:cs="Segoe UI Emoji"/>
+          <w:sz w:val="36"/>
+          <w:szCs w:val="36"/>
+        </w:rPr>
+        <w:t>',', $tipos);</w:t>
+      </w:r>
+    </w:p>
+    <w:p>
+      <w:pPr>
+        <w:rPr>
+          <w:rFonts w:ascii="Segoe UI Emoji" w:hAnsi="Segoe UI Emoji" w:cs="Segoe UI Emoji"/>
+          <w:sz w:val="36"/>
+          <w:szCs w:val="36"/>
+        </w:rPr>
+      </w:pPr>
+      <w:r>
+        <w:rPr>
+          <w:rFonts w:ascii="Segoe UI Emoji" w:hAnsi="Segoe UI Emoji" w:cs="Segoe UI Emoji"/>
+          <w:sz w:val="36"/>
+          <w:szCs w:val="36"/>
+        </w:rPr>
+        <w:pict w14:anchorId="1A6342BC">
+          <v:rect id="_x0000_i1031" style="width:0;height:1.5pt" o:hralign="center" o:hrstd="t" o:hr="t" fillcolor="#a0a0a0" stroked="f"/>
+        </w:pict>
+      </w:r>
+    </w:p>
+    <w:p>
+      <w:pPr>
+        <w:rPr>
+          <w:rFonts w:ascii="Segoe UI Emoji" w:hAnsi="Segoe UI Emoji" w:cs="Segoe UI Emoji"/>
+          <w:sz w:val="36"/>
+          <w:szCs w:val="36"/>
+        </w:rPr>
+      </w:pPr>
+      <w:r>
+        <w:rPr>
+          <w:rFonts w:ascii="Segoe UI Emoji" w:hAnsi="Segoe UI Emoji" w:cs="Segoe UI Emoji"/>
+          <w:sz w:val="36"/>
+          <w:szCs w:val="36"/>
+        </w:rPr>
+        <w:t>❌</w:t>
+      </w:r>
+      <w:r>
+        <w:rPr>
+          <w:rFonts w:ascii="Segoe UI Emoji" w:hAnsi="Segoe UI Emoji" w:cs="Segoe UI Emoji"/>
+          <w:sz w:val="36"/>
+          <w:szCs w:val="36"/>
+        </w:rPr>
+        <w:t xml:space="preserve"> Exclusão</w:t>
+      </w:r>
+    </w:p>
+    <w:p>
+      <w:pPr>
+        <w:rPr>
+          <w:rFonts w:ascii="Segoe UI Emoji" w:hAnsi="Segoe UI Emoji" w:cs="Segoe UI Emoji"/>
+          <w:sz w:val="36"/>
+          <w:szCs w:val="36"/>
+        </w:rPr>
+      </w:pPr>
+      <w:r>
+        <w:rPr>
+          <w:rFonts w:ascii="Segoe UI Emoji" w:hAnsi="Segoe UI Emoji" w:cs="Segoe UI Emoji"/>
+          <w:sz w:val="36"/>
+          <w:szCs w:val="36"/>
+        </w:rPr>
+        <w:t>Cada Pokémon pode ser removido</w:t>
+      </w:r>
+    </w:p>
+    <w:p>
+      <w:pPr>
+        <w:rPr>
+          <w:rFonts w:ascii="Segoe UI Emoji" w:hAnsi="Segoe UI Emoji" w:cs="Segoe UI Emoji"/>
+          <w:sz w:val="36"/>
+          <w:szCs w:val="36"/>
+        </w:rPr>
+      </w:pPr>
+      <w:r>
+        <w:rPr>
+          <w:rFonts w:ascii="Segoe UI Emoji" w:hAnsi="Segoe UI Emoji" w:cs="Segoe UI Emoji"/>
+          <w:sz w:val="36"/>
+          <w:szCs w:val="36"/>
+        </w:rPr>
+        <w:t>Rota:</w:t>
+      </w:r>
+    </w:p>
+    <w:p>
+      <w:pPr>
+        <w:rPr>
+          <w:rFonts w:ascii="Segoe UI Emoji" w:hAnsi="Segoe UI Emoji" w:cs="Segoe UI Emoji"/>
+          <w:sz w:val="36"/>
+          <w:szCs w:val="36"/>
+        </w:rPr>
+      </w:pPr>
+      <w:r>
+        <w:rPr>
+          <w:rFonts w:ascii="Segoe UI Emoji" w:hAnsi="Segoe UI Emoji" w:cs="Segoe UI Emoji"/>
+          <w:sz w:val="36"/>
+          <w:szCs w:val="36"/>
+        </w:rPr>
+        <w:t>DELETE /</w:t>
+      </w:r>
+      <w:proofErr w:type="spellStart"/>
+      <w:r>
+        <w:rPr>
+          <w:rFonts w:ascii="Segoe UI Emoji" w:hAnsi="Segoe UI Emoji" w:cs="Segoe UI Emoji"/>
+          <w:sz w:val="36"/>
+          <w:szCs w:val="36"/>
+        </w:rPr>
+        <w:t>pokemon</w:t>
+      </w:r>
+      <w:proofErr w:type="spellEnd"/>
+      <w:r>
+        <w:rPr>
+          <w:rFonts w:ascii="Segoe UI Emoji" w:hAnsi="Segoe UI Emoji" w:cs="Segoe UI Emoji"/>
+          <w:sz w:val="36"/>
+          <w:szCs w:val="36"/>
+        </w:rPr>
+        <w:t>/{id}</w:t>
+      </w:r>
+    </w:p>
+    <w:p>
+      <w:pPr>
+        <w:rPr>
+          <w:rFonts w:ascii="Segoe UI Emoji" w:hAnsi="Segoe UI Emoji" w:cs="Segoe UI Emoji"/>
+          <w:sz w:val="36"/>
+          <w:szCs w:val="36"/>
+        </w:rPr>
+      </w:pPr>
+      <w:r>
+        <w:rPr>
+          <w:rFonts w:ascii="Segoe UI Emoji" w:hAnsi="Segoe UI Emoji" w:cs="Segoe UI Emoji"/>
+          <w:sz w:val="36"/>
+          <w:szCs w:val="36"/>
+        </w:rPr>
+        <w:pict w14:anchorId="6D03DC18">
+          <v:rect id="_x0000_i1032" style="width:0;height:1.5pt" o:hralign="center" o:hrstd="t" o:hr="t" fillcolor="#a0a0a0" stroked="f"/>
+        </w:pict>
+      </w:r>
+    </w:p>
+    <w:p>
+      <w:pPr>
+        <w:rPr>
+          <w:rFonts w:ascii="Segoe UI Emoji" w:hAnsi="Segoe UI Emoji" w:cs="Segoe UI Emoji"/>
+          <w:sz w:val="36"/>
+          <w:szCs w:val="36"/>
+        </w:rPr>
+      </w:pPr>
+      <w:r>
+        <w:rPr>
+          <w:rFonts w:ascii="Segoe UI Emoji" w:hAnsi="Segoe UI Emoji" w:cs="Segoe UI Emoji"/>
+          <w:sz w:val="36"/>
+          <w:szCs w:val="36"/>
+        </w:rPr>
+        <w:t>📱</w:t>
+      </w:r>
+      <w:r>
+        <w:rPr>
+          <w:rFonts w:ascii="Segoe UI Emoji" w:hAnsi="Segoe UI Emoji" w:cs="Segoe UI Emoji"/>
+          <w:sz w:val="36"/>
+          <w:szCs w:val="36"/>
+        </w:rPr>
+        <w:t xml:space="preserve"> Telas do Sistema</w:t>
+      </w:r>
+    </w:p>
+    <w:p>
+      <w:pPr>
+        <w:rPr>
+          <w:rFonts w:ascii="Segoe UI Emoji" w:hAnsi="Segoe UI Emoji" w:cs="Segoe UI Emoji"/>
+          <w:sz w:val="36"/>
+          <w:szCs w:val="36"/>
+        </w:rPr>
+      </w:pPr>
+      <w:r>
+        <w:rPr>
+          <w:rFonts w:ascii="Segoe UI Emoji" w:hAnsi="Segoe UI Emoji" w:cs="Segoe UI Emoji"/>
+          <w:sz w:val="36"/>
+          <w:szCs w:val="36"/>
+        </w:rPr>
+        <w:t>🔍</w:t>
+      </w:r>
+      <w:r>
+        <w:rPr>
+          <w:rFonts w:ascii="Segoe UI Emoji" w:hAnsi="Segoe UI Emoji" w:cs="Segoe UI Emoji"/>
+          <w:sz w:val="36"/>
+          <w:szCs w:val="36"/>
+        </w:rPr>
+        <w:t xml:space="preserve"> </w:t>
+      </w:r>
+      <w:proofErr w:type="spellStart"/>
+      <w:r>
+        <w:rPr>
+          <w:rFonts w:ascii="Segoe UI Emoji" w:hAnsi="Segoe UI Emoji" w:cs="Segoe UI Emoji"/>
+          <w:sz w:val="36"/>
+          <w:szCs w:val="36"/>
+        </w:rPr>
+        <w:t>Pokédex</w:t>
+      </w:r>
+      <w:proofErr w:type="spellEnd"/>
+    </w:p>
+    <w:p>
+      <w:pPr>
+        <w:rPr>
+          <w:rFonts w:ascii="Segoe UI Emoji" w:hAnsi="Segoe UI Emoji" w:cs="Segoe UI Emoji"/>
+          <w:sz w:val="36"/>
+          <w:szCs w:val="36"/>
+        </w:rPr>
+      </w:pPr>
+      <w:r>
+        <w:rPr>
+          <w:rFonts w:ascii="Segoe UI Emoji" w:hAnsi="Segoe UI Emoji" w:cs="Segoe UI Emoji"/>
+          <w:sz w:val="36"/>
+          <w:szCs w:val="36"/>
+        </w:rPr>
+        <w:t>Busca Pokémon da API</w:t>
+      </w:r>
+    </w:p>
+    <w:p>
+      <w:pPr>
+        <w:rPr>
+          <w:rFonts w:ascii="Segoe UI Emoji" w:hAnsi="Segoe UI Emoji" w:cs="Segoe UI Emoji"/>
+          <w:sz w:val="36"/>
+          <w:szCs w:val="36"/>
+        </w:rPr>
+      </w:pPr>
+      <w:r>
+        <w:rPr>
+          <w:rFonts w:ascii="Segoe UI Emoji" w:hAnsi="Segoe UI Emoji" w:cs="Segoe UI Emoji"/>
+          <w:sz w:val="36"/>
+          <w:szCs w:val="36"/>
+        </w:rPr>
+        <w:t xml:space="preserve">Mostra </w:t>
+      </w:r>
+      <w:proofErr w:type="spellStart"/>
+      <w:r>
+        <w:rPr>
+          <w:rFonts w:ascii="Segoe UI Emoji" w:hAnsi="Segoe UI Emoji" w:cs="Segoe UI Emoji"/>
+          <w:sz w:val="36"/>
+          <w:szCs w:val="36"/>
+        </w:rPr>
+        <w:t>stats</w:t>
+      </w:r>
+      <w:proofErr w:type="spellEnd"/>
+      <w:r>
+        <w:rPr>
+          <w:rFonts w:ascii="Segoe UI Emoji" w:hAnsi="Segoe UI Emoji" w:cs="Segoe UI Emoji"/>
+          <w:sz w:val="36"/>
+          <w:szCs w:val="36"/>
+        </w:rPr>
+        <w:t xml:space="preserve"> e imagem</w:t>
+      </w:r>
+    </w:p>
+    <w:p>
+      <w:pPr>
+        <w:rPr>
+          <w:rFonts w:ascii="Segoe UI Emoji" w:hAnsi="Segoe UI Emoji" w:cs="Segoe UI Emoji"/>
+          <w:sz w:val="36"/>
+          <w:szCs w:val="36"/>
+        </w:rPr>
+      </w:pPr>
+      <w:r>
+        <w:rPr>
+          <w:rFonts w:ascii="Segoe UI Emoji" w:hAnsi="Segoe UI Emoji" w:cs="Segoe UI Emoji"/>
+          <w:sz w:val="36"/>
+          <w:szCs w:val="36"/>
+        </w:rPr>
+        <w:lastRenderedPageBreak/>
+        <w:t>Navegação (próximo/anterior)</w:t>
+      </w:r>
+    </w:p>
+    <w:p>
+      <w:pPr>
+        <w:rPr>
+          <w:rFonts w:ascii="Segoe UI Emoji" w:hAnsi="Segoe UI Emoji" w:cs="Segoe UI Emoji"/>
+          <w:sz w:val="36"/>
+          <w:szCs w:val="36"/>
+        </w:rPr>
+      </w:pPr>
+      <w:r>
+        <w:rPr>
+          <w:rFonts w:ascii="Segoe UI Emoji" w:hAnsi="Segoe UI Emoji" w:cs="Segoe UI Emoji"/>
+          <w:sz w:val="36"/>
+          <w:szCs w:val="36"/>
+        </w:rPr>
+        <w:t>➕</w:t>
+      </w:r>
+      <w:r>
+        <w:rPr>
+          <w:rFonts w:ascii="Segoe UI Emoji" w:hAnsi="Segoe UI Emoji" w:cs="Segoe UI Emoji"/>
+          <w:sz w:val="36"/>
+          <w:szCs w:val="36"/>
+        </w:rPr>
+        <w:t xml:space="preserve"> Cadastro</w:t>
+      </w:r>
+    </w:p>
+    <w:p>
+      <w:pPr>
+        <w:rPr>
+          <w:rFonts w:ascii="Segoe UI Emoji" w:hAnsi="Segoe UI Emoji" w:cs="Segoe UI Emoji"/>
+          <w:sz w:val="36"/>
+          <w:szCs w:val="36"/>
+        </w:rPr>
+      </w:pPr>
+      <w:r>
+        <w:rPr>
+          <w:rFonts w:ascii="Segoe UI Emoji" w:hAnsi="Segoe UI Emoji" w:cs="Segoe UI Emoji"/>
+          <w:sz w:val="36"/>
+          <w:szCs w:val="36"/>
+        </w:rPr>
+        <w:t>Criação de Pokémon personalizado</w:t>
+      </w:r>
+    </w:p>
+    <w:p>
+      <w:pPr>
+        <w:rPr>
+          <w:rFonts w:ascii="Segoe UI Emoji" w:hAnsi="Segoe UI Emoji" w:cs="Segoe UI Emoji"/>
+          <w:sz w:val="36"/>
+          <w:szCs w:val="36"/>
+        </w:rPr>
+      </w:pPr>
+      <w:r>
+        <w:rPr>
+          <w:rFonts w:ascii="Segoe UI Emoji" w:hAnsi="Segoe UI Emoji" w:cs="Segoe UI Emoji"/>
+          <w:sz w:val="36"/>
+          <w:szCs w:val="36"/>
+        </w:rPr>
+        <w:t>📦</w:t>
+      </w:r>
+      <w:r>
+        <w:rPr>
+          <w:rFonts w:ascii="Segoe UI Emoji" w:hAnsi="Segoe UI Emoji" w:cs="Segoe UI Emoji"/>
+          <w:sz w:val="36"/>
+          <w:szCs w:val="36"/>
+        </w:rPr>
+        <w:t xml:space="preserve"> Meus Pokémons</w:t>
       </w:r>
     </w:p>
     <w:p>
@@ -2268,17 +3241,130 @@
           <w:sz w:val="36"/>
           <w:szCs w:val="36"/>
         </w:rPr>
-        <w:t xml:space="preserve">Nome: </w:t>
-      </w:r>
+        <w:t>Lista Pokémons do banco</w:t>
+      </w:r>
+    </w:p>
+    <w:p>
+      <w:pPr>
+        <w:tabs>
+          <w:tab w:val="num" w:pos="720"/>
+        </w:tabs>
+        <w:rPr>
+          <w:sz w:val="36"/>
+          <w:szCs w:val="36"/>
+        </w:rPr>
+      </w:pPr>
+      <w:r>
+        <w:rPr>
+          <w:sz w:val="36"/>
+          <w:szCs w:val="36"/>
+        </w:rPr>
+        <w:t>Mostra:</w:t>
+      </w:r>
+    </w:p>
+    <w:p>
+      <w:pPr>
+        <w:tabs>
+          <w:tab w:val="num" w:pos="1440"/>
+        </w:tabs>
+        <w:rPr>
+          <w:sz w:val="36"/>
+          <w:szCs w:val="36"/>
+        </w:rPr>
+      </w:pPr>
+      <w:r>
+        <w:rPr>
+          <w:sz w:val="36"/>
+          <w:szCs w:val="36"/>
+        </w:rPr>
+        <w:t>Nome</w:t>
+      </w:r>
+    </w:p>
+    <w:p>
+      <w:pPr>
+        <w:tabs>
+          <w:tab w:val="num" w:pos="1440"/>
+        </w:tabs>
+        <w:rPr>
+          <w:sz w:val="36"/>
+          <w:szCs w:val="36"/>
+        </w:rPr>
+      </w:pPr>
+      <w:r>
+        <w:rPr>
+          <w:sz w:val="36"/>
+          <w:szCs w:val="36"/>
+        </w:rPr>
+        <w:t>Tipo</w:t>
+      </w:r>
+    </w:p>
+    <w:p>
+      <w:pPr>
+        <w:tabs>
+          <w:tab w:val="num" w:pos="1440"/>
+        </w:tabs>
+        <w:rPr>
+          <w:sz w:val="36"/>
+          <w:szCs w:val="36"/>
+        </w:rPr>
+      </w:pPr>
+      <w:r>
+        <w:rPr>
+          <w:sz w:val="36"/>
+          <w:szCs w:val="36"/>
+        </w:rPr>
+        <w:t>Imagem</w:t>
+      </w:r>
+    </w:p>
+    <w:p>
+      <w:pPr>
+        <w:tabs>
+          <w:tab w:val="num" w:pos="1440"/>
+        </w:tabs>
+        <w:rPr>
+          <w:sz w:val="36"/>
+          <w:szCs w:val="36"/>
+        </w:rPr>
+      </w:pPr>
       <w:proofErr w:type="spellStart"/>
       <w:r>
         <w:rPr>
           <w:sz w:val="36"/>
           <w:szCs w:val="36"/>
         </w:rPr>
-        <w:t>Voltix</w:t>
+        <w:t>Stats</w:t>
       </w:r>
       <w:proofErr w:type="spellEnd"/>
+      <w:r>
+        <w:rPr>
+          <w:sz w:val="36"/>
+          <w:szCs w:val="36"/>
+        </w:rPr>
+        <w:t xml:space="preserve"> com barras</w:t>
+      </w:r>
+    </w:p>
+    <w:p>
+      <w:pPr>
+        <w:rPr>
+          <w:sz w:val="36"/>
+          <w:szCs w:val="36"/>
+        </w:rPr>
+      </w:pPr>
+      <w:r>
+        <w:rPr>
+          <w:rFonts w:ascii="Segoe UI Emoji" w:hAnsi="Segoe UI Emoji" w:cs="Segoe UI Emoji"/>
+          <w:sz w:val="36"/>
+          <w:szCs w:val="36"/>
+        </w:rPr>
+        <w:t>✏️</w:t>
+      </w:r>
+      <w:r>
+        <w:rPr>
+          <w:sz w:val="36"/>
+          <w:szCs w:val="36"/>
+        </w:rPr>
+        <w:t xml:space="preserve"> Edição</w:t>
+      </w:r>
     </w:p>
     <w:p>
       <w:pPr>
@@ -2295,7 +3381,65 @@
           <w:sz w:val="36"/>
           <w:szCs w:val="36"/>
         </w:rPr>
-        <w:t xml:space="preserve">Tipo: </w:t>
+        <w:t>Atualização completa dos dados</w:t>
+      </w:r>
+    </w:p>
+    <w:p>
+      <w:pPr>
+        <w:rPr>
+          <w:sz w:val="36"/>
+          <w:szCs w:val="36"/>
+        </w:rPr>
+      </w:pPr>
+      <w:r>
+        <w:rPr>
+          <w:sz w:val="36"/>
+          <w:szCs w:val="36"/>
+        </w:rPr>
+        <w:pict w14:anchorId="481F6E98">
+          <v:rect id="_x0000_i1033" style="width:0;height:1.5pt" o:hralign="center" o:hrstd="t" o:hr="t" fillcolor="#a0a0a0" stroked="f"/>
+        </w:pict>
+      </w:r>
+    </w:p>
+    <w:p>
+      <w:pPr>
+        <w:rPr>
+          <w:sz w:val="36"/>
+          <w:szCs w:val="36"/>
+        </w:rPr>
+      </w:pPr>
+      <w:r>
+        <w:rPr>
+          <w:rFonts w:ascii="Segoe UI Emoji" w:hAnsi="Segoe UI Emoji" w:cs="Segoe UI Emoji"/>
+          <w:sz w:val="36"/>
+          <w:szCs w:val="36"/>
+        </w:rPr>
+        <w:t>🔄</w:t>
+      </w:r>
+      <w:r>
+        <w:rPr>
+          <w:sz w:val="36"/>
+          <w:szCs w:val="36"/>
+        </w:rPr>
+        <w:t xml:space="preserve"> Fluxo do Sistema</w:t>
+      </w:r>
+    </w:p>
+    <w:p>
+      <w:pPr>
+        <w:tabs>
+          <w:tab w:val="num" w:pos="720"/>
+        </w:tabs>
+        <w:rPr>
+          <w:sz w:val="36"/>
+          <w:szCs w:val="36"/>
+        </w:rPr>
+      </w:pPr>
+      <w:r>
+        <w:rPr>
+          <w:sz w:val="36"/>
+          <w:szCs w:val="36"/>
+        </w:rPr>
+        <w:t xml:space="preserve">Usuário acessa </w:t>
       </w:r>
       <w:proofErr w:type="spellStart"/>
       <w:r>
@@ -2303,7 +3447,7 @@
           <w:sz w:val="36"/>
           <w:szCs w:val="36"/>
         </w:rPr>
-        <w:t>electric</w:t>
+        <w:t>Pokédex</w:t>
       </w:r>
       <w:proofErr w:type="spellEnd"/>
     </w:p>
@@ -2322,7 +3466,7 @@
           <w:sz w:val="36"/>
           <w:szCs w:val="36"/>
         </w:rPr>
-        <w:t>HP: 250</w:t>
+        <w:t>Busca Pokémon (API)</w:t>
       </w:r>
     </w:p>
     <w:p>
@@ -2340,7 +3484,7 @@
           <w:sz w:val="36"/>
           <w:szCs w:val="36"/>
         </w:rPr>
-        <w:t>Ataque: 380</w:t>
+        <w:t>Pode cadastrar novo Pokémon</w:t>
       </w:r>
     </w:p>
     <w:p>
@@ -2358,7 +3502,7 @@
           <w:sz w:val="36"/>
           <w:szCs w:val="36"/>
         </w:rPr>
-        <w:t>Defesa: 180</w:t>
+        <w:t>Dados são salvos no banco</w:t>
       </w:r>
     </w:p>
     <w:p>
@@ -2376,38 +3520,42 @@
           <w:sz w:val="36"/>
           <w:szCs w:val="36"/>
         </w:rPr>
-        <w:t>Velocidade: 450</w:t>
-      </w:r>
-    </w:p>
-    <w:p>
-      <w:pPr>
-        <w:rPr>
-          <w:sz w:val="36"/>
-          <w:szCs w:val="36"/>
-        </w:rPr>
-      </w:pPr>
-      <w:r>
-        <w:rPr>
-          <w:sz w:val="36"/>
-          <w:szCs w:val="36"/>
-        </w:rPr>
-        <w:t>Esses modelos são inseridos pelo sistema através do formulário de cadastro.</w:t>
-      </w:r>
-    </w:p>
-    <w:p>
-      <w:pPr>
-        <w:rPr>
-          <w:sz w:val="36"/>
-          <w:szCs w:val="36"/>
-        </w:rPr>
-      </w:pPr>
-      <w:r>
-        <w:rPr>
-          <w:sz w:val="36"/>
-          <w:szCs w:val="36"/>
-        </w:rPr>
-        <w:pict w14:anchorId="64ACA06A">
-          <v:rect id="_x0000_i1179" style="width:0;height:1.5pt" o:hralign="center" o:hrstd="t" o:hr="t" fillcolor="#a0a0a0" stroked="f"/>
+        <w:t>Visualiza em "Meus Pokémons"</w:t>
+      </w:r>
+    </w:p>
+    <w:p>
+      <w:pPr>
+        <w:tabs>
+          <w:tab w:val="num" w:pos="720"/>
+        </w:tabs>
+        <w:rPr>
+          <w:sz w:val="36"/>
+          <w:szCs w:val="36"/>
+        </w:rPr>
+      </w:pPr>
+      <w:r>
+        <w:rPr>
+          <w:sz w:val="36"/>
+          <w:szCs w:val="36"/>
+        </w:rPr>
+        <w:t>Pode editar ou excluir</w:t>
+      </w:r>
+    </w:p>
+    <w:p>
+      <w:pPr>
+        <w:rPr>
+          <w:sz w:val="36"/>
+          <w:szCs w:val="36"/>
+        </w:rPr>
+      </w:pPr>
+      <w:r>
+        <w:rPr>
+          <w:sz w:val="36"/>
+          <w:szCs w:val="36"/>
+        </w:rPr>
+        <w:lastRenderedPageBreak/>
+        <w:pict w14:anchorId="78E28A04">
+          <v:rect id="_x0000_i1034" style="width:0;height:1.5pt" o:hralign="center" o:hrstd="t" o:hr="t" fillcolor="#a0a0a0" stroked="f"/>
         </w:pict>
       </w:r>
     </w:p>
@@ -2424,30 +3572,29 @@
           <w:sz w:val="36"/>
           <w:szCs w:val="36"/>
         </w:rPr>
-        <w:lastRenderedPageBreak/>
-        <w:t>📝</w:t>
-      </w:r>
-      <w:r>
-        <w:rPr>
-          <w:sz w:val="36"/>
-          <w:szCs w:val="36"/>
-        </w:rPr>
-        <w:t xml:space="preserve"> Cadastro de Pokémons</w:t>
-      </w:r>
-    </w:p>
-    <w:p>
-      <w:pPr>
-        <w:rPr>
-          <w:sz w:val="36"/>
-          <w:szCs w:val="36"/>
-        </w:rPr>
-      </w:pPr>
-      <w:r>
-        <w:rPr>
-          <w:sz w:val="36"/>
-          <w:szCs w:val="36"/>
-        </w:rPr>
-        <w:t>Funcionalidades:</w:t>
+        <w:t>✅</w:t>
+      </w:r>
+      <w:r>
+        <w:rPr>
+          <w:sz w:val="36"/>
+          <w:szCs w:val="36"/>
+        </w:rPr>
+        <w:t xml:space="preserve"> Conclusão</w:t>
+      </w:r>
+    </w:p>
+    <w:p>
+      <w:pPr>
+        <w:rPr>
+          <w:sz w:val="36"/>
+          <w:szCs w:val="36"/>
+        </w:rPr>
+      </w:pPr>
+      <w:r>
+        <w:rPr>
+          <w:sz w:val="36"/>
+          <w:szCs w:val="36"/>
+        </w:rPr>
+        <w:t>O sistema está completo com:</w:t>
       </w:r>
     </w:p>
     <w:p>
@@ -2465,7 +3612,7 @@
           <w:sz w:val="36"/>
           <w:szCs w:val="36"/>
         </w:rPr>
-        <w:t>Inserir nome</w:t>
+        <w:t>Integração com API externa</w:t>
       </w:r>
     </w:p>
     <w:p>
@@ -2483,7 +3630,7 @@
           <w:sz w:val="36"/>
           <w:szCs w:val="36"/>
         </w:rPr>
-        <w:t>Selecionar até 2 tipos</w:t>
+        <w:t>Banco de dados funcional</w:t>
       </w:r>
     </w:p>
     <w:p>
@@ -2494,1204 +3641,34 @@
         <w:rPr>
           <w:sz w:val="36"/>
           <w:szCs w:val="36"/>
-        </w:rPr>
-      </w:pPr>
-      <w:r>
-        <w:rPr>
-          <w:sz w:val="36"/>
-          <w:szCs w:val="36"/>
-        </w:rPr>
-        <w:t xml:space="preserve">Definir </w:t>
+          <w:lang w:val="en-US"/>
+        </w:rPr>
+      </w:pPr>
+      <w:r>
+        <w:rPr>
+          <w:sz w:val="36"/>
+          <w:szCs w:val="36"/>
+          <w:lang w:val="en-US"/>
+        </w:rPr>
+        <w:t xml:space="preserve">CRUD </w:t>
       </w:r>
       <w:proofErr w:type="spellStart"/>
       <w:r>
         <w:rPr>
           <w:sz w:val="36"/>
           <w:szCs w:val="36"/>
-        </w:rPr>
-        <w:t>stats</w:t>
+          <w:lang w:val="en-US"/>
+        </w:rPr>
+        <w:t>completo</w:t>
       </w:r>
       <w:proofErr w:type="spellEnd"/>
       <w:r>
         <w:rPr>
           <w:sz w:val="36"/>
           <w:szCs w:val="36"/>
-        </w:rPr>
-        <w:t xml:space="preserve"> (0 a 500)</w:t>
-      </w:r>
-    </w:p>
-    <w:p>
-      <w:pPr>
-        <w:tabs>
-          <w:tab w:val="num" w:pos="720"/>
-        </w:tabs>
-        <w:rPr>
-          <w:sz w:val="36"/>
-          <w:szCs w:val="36"/>
-        </w:rPr>
-      </w:pPr>
-      <w:r>
-        <w:rPr>
-          <w:sz w:val="36"/>
-          <w:szCs w:val="36"/>
-        </w:rPr>
-        <w:t>Upload de imagem OU imagem automática</w:t>
-      </w:r>
-    </w:p>
-    <w:p>
-      <w:pPr>
-        <w:rPr>
-          <w:sz w:val="36"/>
-          <w:szCs w:val="36"/>
-        </w:rPr>
-      </w:pPr>
-      <w:r>
-        <w:rPr>
-          <w:sz w:val="36"/>
-          <w:szCs w:val="36"/>
-        </w:rPr>
-        <w:t>Regras:</w:t>
-      </w:r>
-    </w:p>
-    <w:p>
-      <w:pPr>
-        <w:rPr>
-          <w:sz w:val="36"/>
-          <w:szCs w:val="36"/>
-        </w:rPr>
-      </w:pPr>
-      <w:r>
-        <w:rPr>
-          <w:sz w:val="36"/>
-          <w:szCs w:val="36"/>
-        </w:rPr>
-        <w:t>'tipo' =&gt; 'required|array|min:1|max:2'</w:t>
-      </w:r>
-    </w:p>
-    <w:p>
-      <w:pPr>
-        <w:rPr>
-          <w:sz w:val="36"/>
-          <w:szCs w:val="36"/>
-        </w:rPr>
-      </w:pPr>
-      <w:r>
-        <w:rPr>
-          <w:sz w:val="36"/>
-          <w:szCs w:val="36"/>
-        </w:rPr>
-        <w:t>'</w:t>
-      </w:r>
-      <w:proofErr w:type="spellStart"/>
-      <w:r>
-        <w:rPr>
-          <w:sz w:val="36"/>
-          <w:szCs w:val="36"/>
-        </w:rPr>
-        <w:t>hp</w:t>
-      </w:r>
-      <w:proofErr w:type="spellEnd"/>
-      <w:r>
-        <w:rPr>
-          <w:sz w:val="36"/>
-          <w:szCs w:val="36"/>
-        </w:rPr>
-        <w:t>' =&gt; 'nullable|integer|min:0|max:500'</w:t>
-      </w:r>
-    </w:p>
-    <w:p>
-      <w:pPr>
-        <w:rPr>
-          <w:sz w:val="36"/>
-          <w:szCs w:val="36"/>
-        </w:rPr>
-      </w:pPr>
-      <w:r>
-        <w:rPr>
-          <w:sz w:val="36"/>
-          <w:szCs w:val="36"/>
-        </w:rPr>
-        <w:t>Upload de imagem:</w:t>
-      </w:r>
-    </w:p>
-    <w:p>
-      <w:pPr>
-        <w:tabs>
-          <w:tab w:val="num" w:pos="720"/>
-        </w:tabs>
-        <w:rPr>
-          <w:sz w:val="36"/>
-          <w:szCs w:val="36"/>
-        </w:rPr>
-      </w:pPr>
-      <w:r>
-        <w:rPr>
-          <w:sz w:val="36"/>
-          <w:szCs w:val="36"/>
-        </w:rPr>
-        <w:t>Salva em:</w:t>
-      </w:r>
-    </w:p>
-    <w:p>
-      <w:pPr>
-        <w:rPr>
-          <w:sz w:val="36"/>
-          <w:szCs w:val="36"/>
-        </w:rPr>
-      </w:pPr>
-      <w:proofErr w:type="spellStart"/>
-      <w:r>
-        <w:rPr>
-          <w:sz w:val="36"/>
-          <w:szCs w:val="36"/>
-        </w:rPr>
-        <w:t>public</w:t>
-      </w:r>
-      <w:proofErr w:type="spellEnd"/>
-      <w:r>
-        <w:rPr>
-          <w:sz w:val="36"/>
-          <w:szCs w:val="36"/>
-        </w:rPr>
-        <w:t>/</w:t>
-      </w:r>
-      <w:proofErr w:type="spellStart"/>
-      <w:r>
-        <w:rPr>
-          <w:sz w:val="36"/>
-          <w:szCs w:val="36"/>
-        </w:rPr>
-        <w:t>images</w:t>
-      </w:r>
-      <w:proofErr w:type="spellEnd"/>
-      <w:r>
-        <w:rPr>
-          <w:sz w:val="36"/>
-          <w:szCs w:val="36"/>
-        </w:rPr>
-        <w:t>/</w:t>
-      </w:r>
-      <w:proofErr w:type="spellStart"/>
-      <w:r>
-        <w:rPr>
-          <w:sz w:val="36"/>
-          <w:szCs w:val="36"/>
-        </w:rPr>
-        <w:t>pokemons</w:t>
-      </w:r>
-      <w:proofErr w:type="spellEnd"/>
-      <w:r>
-        <w:rPr>
-          <w:sz w:val="36"/>
-          <w:szCs w:val="36"/>
-        </w:rPr>
-        <w:t>/</w:t>
-      </w:r>
-    </w:p>
-    <w:p>
-      <w:pPr>
-        <w:rPr>
-          <w:sz w:val="36"/>
-          <w:szCs w:val="36"/>
-        </w:rPr>
-      </w:pPr>
-      <w:r>
-        <w:rPr>
-          <w:sz w:val="36"/>
-          <w:szCs w:val="36"/>
-        </w:rPr>
-        <w:t>Caso não envie imagem:</w:t>
-      </w:r>
-    </w:p>
-    <w:p>
-      <w:pPr>
-        <w:tabs>
-          <w:tab w:val="num" w:pos="720"/>
-        </w:tabs>
-        <w:rPr>
-          <w:sz w:val="36"/>
-          <w:szCs w:val="36"/>
-        </w:rPr>
-      </w:pPr>
-      <w:r>
-        <w:rPr>
-          <w:sz w:val="36"/>
-          <w:szCs w:val="36"/>
-        </w:rPr>
-        <w:t>Sistema gera imagem automática:</w:t>
-      </w:r>
-    </w:p>
-    <w:p>
-      <w:pPr>
-        <w:rPr>
-          <w:sz w:val="36"/>
-          <w:szCs w:val="36"/>
-        </w:rPr>
-      </w:pPr>
-      <w:r>
-        <w:rPr>
-          <w:sz w:val="36"/>
-          <w:szCs w:val="36"/>
-        </w:rPr>
-        <w:t>https://loremflickr.com/100/100/animal</w:t>
-      </w:r>
-    </w:p>
-    <w:p>
-      <w:pPr>
-        <w:rPr>
-          <w:sz w:val="36"/>
-          <w:szCs w:val="36"/>
-        </w:rPr>
-      </w:pPr>
-      <w:r>
-        <w:rPr>
-          <w:sz w:val="36"/>
-          <w:szCs w:val="36"/>
-        </w:rPr>
-        <w:t>ou</w:t>
-      </w:r>
-    </w:p>
-    <w:p>
-      <w:pPr>
-        <w:rPr>
-          <w:sz w:val="36"/>
-          <w:szCs w:val="36"/>
-        </w:rPr>
-      </w:pPr>
-      <w:r>
-        <w:rPr>
-          <w:sz w:val="36"/>
-          <w:szCs w:val="36"/>
-        </w:rPr>
-        <w:t>https://source.unsplash.com/100x100/?anime</w:t>
-      </w:r>
-    </w:p>
-    <w:p>
-      <w:pPr>
-        <w:rPr>
-          <w:sz w:val="36"/>
-          <w:szCs w:val="36"/>
-        </w:rPr>
-      </w:pPr>
-      <w:r>
-        <w:rPr>
-          <w:sz w:val="36"/>
-          <w:szCs w:val="36"/>
-        </w:rPr>
-        <w:pict w14:anchorId="4D92F8E5">
-          <v:rect id="_x0000_i1180" style="width:0;height:1.5pt" o:hralign="center" o:hrstd="t" o:hr="t" fillcolor="#a0a0a0" stroked="f"/>
-        </w:pict>
-      </w:r>
-    </w:p>
-    <w:p>
-      <w:pPr>
-        <w:rPr>
-          <w:sz w:val="36"/>
-          <w:szCs w:val="36"/>
-        </w:rPr>
-      </w:pPr>
-      <w:r>
-        <w:rPr>
-          <w:rFonts w:ascii="Segoe UI Emoji" w:hAnsi="Segoe UI Emoji" w:cs="Segoe UI Emoji"/>
-          <w:sz w:val="36"/>
-          <w:szCs w:val="36"/>
-        </w:rPr>
-        <w:t>✏️</w:t>
-      </w:r>
-      <w:r>
-        <w:rPr>
-          <w:sz w:val="36"/>
-          <w:szCs w:val="36"/>
-        </w:rPr>
-        <w:t xml:space="preserve"> Edição de Pokémons</w:t>
-      </w:r>
-    </w:p>
-    <w:p>
-      <w:pPr>
-        <w:tabs>
-          <w:tab w:val="num" w:pos="720"/>
-        </w:tabs>
-        <w:rPr>
-          <w:sz w:val="36"/>
-          <w:szCs w:val="36"/>
-        </w:rPr>
-      </w:pPr>
-      <w:r>
-        <w:rPr>
-          <w:sz w:val="36"/>
-          <w:szCs w:val="36"/>
-        </w:rPr>
-        <w:t>Permite alterar todos os campos</w:t>
-      </w:r>
-    </w:p>
-    <w:p>
-      <w:pPr>
-        <w:tabs>
-          <w:tab w:val="num" w:pos="720"/>
-        </w:tabs>
-        <w:rPr>
-          <w:sz w:val="36"/>
-          <w:szCs w:val="36"/>
-        </w:rPr>
-      </w:pPr>
-      <w:r>
-        <w:rPr>
-          <w:sz w:val="36"/>
-          <w:szCs w:val="36"/>
-        </w:rPr>
-        <w:t>Permite trocar imagem</w:t>
-      </w:r>
-    </w:p>
-    <w:p>
-      <w:pPr>
-        <w:tabs>
-          <w:tab w:val="num" w:pos="720"/>
-        </w:tabs>
-        <w:rPr>
-          <w:sz w:val="36"/>
-          <w:szCs w:val="36"/>
-        </w:rPr>
-      </w:pPr>
-      <w:r>
-        <w:rPr>
-          <w:sz w:val="36"/>
-          <w:szCs w:val="36"/>
-        </w:rPr>
-        <w:lastRenderedPageBreak/>
-        <w:t>Converte tipos (</w:t>
-      </w:r>
-      <w:proofErr w:type="spellStart"/>
-      <w:r>
-        <w:rPr>
-          <w:sz w:val="36"/>
-          <w:szCs w:val="36"/>
-        </w:rPr>
-        <w:t>array</w:t>
-      </w:r>
-      <w:proofErr w:type="spellEnd"/>
-      <w:r>
-        <w:rPr>
-          <w:sz w:val="36"/>
-          <w:szCs w:val="36"/>
-        </w:rPr>
-        <w:t xml:space="preserve"> → </w:t>
-      </w:r>
-      <w:proofErr w:type="spellStart"/>
-      <w:r>
-        <w:rPr>
-          <w:sz w:val="36"/>
-          <w:szCs w:val="36"/>
-        </w:rPr>
-        <w:t>string</w:t>
-      </w:r>
-      <w:proofErr w:type="spellEnd"/>
-      <w:r>
-        <w:rPr>
-          <w:sz w:val="36"/>
-          <w:szCs w:val="36"/>
-        </w:rPr>
-        <w:t>)</w:t>
-      </w:r>
-    </w:p>
-    <w:p>
-      <w:pPr>
-        <w:rPr>
-          <w:sz w:val="36"/>
-          <w:szCs w:val="36"/>
-        </w:rPr>
-      </w:pPr>
-      <w:r>
-        <w:rPr>
-          <w:sz w:val="36"/>
-          <w:szCs w:val="36"/>
-        </w:rPr>
-        <w:t xml:space="preserve">$dados['tipo'] = </w:t>
-      </w:r>
-      <w:proofErr w:type="gramStart"/>
-      <w:r>
-        <w:rPr>
-          <w:sz w:val="36"/>
-          <w:szCs w:val="36"/>
-        </w:rPr>
-        <w:t>implode(</w:t>
-      </w:r>
-      <w:proofErr w:type="gramEnd"/>
-      <w:r>
-        <w:rPr>
-          <w:sz w:val="36"/>
-          <w:szCs w:val="36"/>
-        </w:rPr>
-        <w:t>',', $tipos);</w:t>
-      </w:r>
-    </w:p>
-    <w:p>
-      <w:pPr>
-        <w:rPr>
-          <w:sz w:val="36"/>
-          <w:szCs w:val="36"/>
-        </w:rPr>
-      </w:pPr>
-      <w:r>
-        <w:rPr>
-          <w:sz w:val="36"/>
-          <w:szCs w:val="36"/>
-        </w:rPr>
-        <w:pict w14:anchorId="1A6342BC">
-          <v:rect id="_x0000_i1181" style="width:0;height:1.5pt" o:hralign="center" o:hrstd="t" o:hr="t" fillcolor="#a0a0a0" stroked="f"/>
-        </w:pict>
-      </w:r>
-    </w:p>
-    <w:p>
-      <w:pPr>
-        <w:rPr>
-          <w:sz w:val="36"/>
-          <w:szCs w:val="36"/>
-        </w:rPr>
-      </w:pPr>
-      <w:r>
-        <w:rPr>
-          <w:rFonts w:ascii="Segoe UI Emoji" w:hAnsi="Segoe UI Emoji" w:cs="Segoe UI Emoji"/>
-          <w:sz w:val="36"/>
-          <w:szCs w:val="36"/>
-        </w:rPr>
-        <w:t>❌</w:t>
-      </w:r>
-      <w:r>
-        <w:rPr>
-          <w:sz w:val="36"/>
-          <w:szCs w:val="36"/>
-        </w:rPr>
-        <w:t xml:space="preserve"> Exclusão</w:t>
-      </w:r>
-    </w:p>
-    <w:p>
-      <w:pPr>
-        <w:tabs>
-          <w:tab w:val="num" w:pos="720"/>
-        </w:tabs>
-        <w:rPr>
-          <w:sz w:val="36"/>
-          <w:szCs w:val="36"/>
-        </w:rPr>
-      </w:pPr>
-      <w:r>
-        <w:rPr>
-          <w:sz w:val="36"/>
-          <w:szCs w:val="36"/>
-        </w:rPr>
-        <w:t>Cada Pokémon pode ser removido</w:t>
-      </w:r>
-    </w:p>
-    <w:p>
-      <w:pPr>
-        <w:tabs>
-          <w:tab w:val="num" w:pos="720"/>
-        </w:tabs>
-        <w:rPr>
-          <w:sz w:val="36"/>
-          <w:szCs w:val="36"/>
-        </w:rPr>
-      </w:pPr>
-      <w:r>
-        <w:rPr>
-          <w:sz w:val="36"/>
-          <w:szCs w:val="36"/>
-        </w:rPr>
-        <w:t>Rota:</w:t>
-      </w:r>
-    </w:p>
-    <w:p>
-      <w:pPr>
-        <w:rPr>
-          <w:sz w:val="36"/>
-          <w:szCs w:val="36"/>
-        </w:rPr>
-      </w:pPr>
-      <w:r>
-        <w:rPr>
-          <w:sz w:val="36"/>
-          <w:szCs w:val="36"/>
-        </w:rPr>
-        <w:t>DELETE /</w:t>
-      </w:r>
-      <w:proofErr w:type="spellStart"/>
-      <w:r>
-        <w:rPr>
-          <w:sz w:val="36"/>
-          <w:szCs w:val="36"/>
-        </w:rPr>
-        <w:t>pokemon</w:t>
-      </w:r>
-      <w:proofErr w:type="spellEnd"/>
-      <w:r>
-        <w:rPr>
-          <w:sz w:val="36"/>
-          <w:szCs w:val="36"/>
-        </w:rPr>
-        <w:t>/{id}</w:t>
-      </w:r>
-    </w:p>
-    <w:p>
-      <w:pPr>
-        <w:rPr>
-          <w:sz w:val="36"/>
-          <w:szCs w:val="36"/>
-        </w:rPr>
-      </w:pPr>
-      <w:r>
-        <w:rPr>
-          <w:sz w:val="36"/>
-          <w:szCs w:val="36"/>
-        </w:rPr>
-        <w:pict w14:anchorId="6D03DC18">
-          <v:rect id="_x0000_i1182" style="width:0;height:1.5pt" o:hralign="center" o:hrstd="t" o:hr="t" fillcolor="#a0a0a0" stroked="f"/>
-        </w:pict>
-      </w:r>
-    </w:p>
-    <w:p>
-      <w:pPr>
-        <w:rPr>
-          <w:sz w:val="36"/>
-          <w:szCs w:val="36"/>
-        </w:rPr>
-      </w:pPr>
-      <w:r>
-        <w:rPr>
-          <w:rFonts w:ascii="Segoe UI Emoji" w:hAnsi="Segoe UI Emoji" w:cs="Segoe UI Emoji"/>
-          <w:sz w:val="36"/>
-          <w:szCs w:val="36"/>
-        </w:rPr>
-        <w:t>📱</w:t>
-      </w:r>
-      <w:r>
-        <w:rPr>
-          <w:sz w:val="36"/>
-          <w:szCs w:val="36"/>
-        </w:rPr>
-        <w:t xml:space="preserve"> Telas do Sistema</w:t>
-      </w:r>
-    </w:p>
-    <w:p>
-      <w:pPr>
-        <w:rPr>
-          <w:sz w:val="36"/>
-          <w:szCs w:val="36"/>
-        </w:rPr>
-      </w:pPr>
-      <w:r>
-        <w:rPr>
-          <w:rFonts w:ascii="Segoe UI Emoji" w:hAnsi="Segoe UI Emoji" w:cs="Segoe UI Emoji"/>
-          <w:sz w:val="36"/>
-          <w:szCs w:val="36"/>
-        </w:rPr>
-        <w:t>🔍</w:t>
-      </w:r>
-      <w:r>
-        <w:rPr>
-          <w:sz w:val="36"/>
-          <w:szCs w:val="36"/>
-        </w:rPr>
-        <w:t xml:space="preserve"> </w:t>
-      </w:r>
-      <w:proofErr w:type="spellStart"/>
-      <w:r>
-        <w:rPr>
-          <w:sz w:val="36"/>
-          <w:szCs w:val="36"/>
-        </w:rPr>
-        <w:t>Pokédex</w:t>
-      </w:r>
-      <w:proofErr w:type="spellEnd"/>
-    </w:p>
-    <w:p>
-      <w:pPr>
-        <w:tabs>
-          <w:tab w:val="num" w:pos="720"/>
-        </w:tabs>
-        <w:rPr>
-          <w:sz w:val="36"/>
-          <w:szCs w:val="36"/>
-        </w:rPr>
-      </w:pPr>
-      <w:r>
-        <w:rPr>
-          <w:sz w:val="36"/>
-          <w:szCs w:val="36"/>
-        </w:rPr>
-        <w:t>Busca Pokémon da API</w:t>
-      </w:r>
-    </w:p>
-    <w:p>
-      <w:pPr>
-        <w:tabs>
-          <w:tab w:val="num" w:pos="720"/>
-        </w:tabs>
-        <w:rPr>
-          <w:sz w:val="36"/>
-          <w:szCs w:val="36"/>
-        </w:rPr>
-      </w:pPr>
-      <w:r>
-        <w:rPr>
-          <w:sz w:val="36"/>
-          <w:szCs w:val="36"/>
-        </w:rPr>
-        <w:t xml:space="preserve">Mostra </w:t>
-      </w:r>
-      <w:proofErr w:type="spellStart"/>
-      <w:r>
-        <w:rPr>
-          <w:sz w:val="36"/>
-          <w:szCs w:val="36"/>
-        </w:rPr>
-        <w:t>stats</w:t>
-      </w:r>
-      <w:proofErr w:type="spellEnd"/>
-      <w:r>
-        <w:rPr>
-          <w:sz w:val="36"/>
-          <w:szCs w:val="36"/>
-        </w:rPr>
-        <w:t xml:space="preserve"> e imagem</w:t>
-      </w:r>
-    </w:p>
-    <w:p>
-      <w:pPr>
-        <w:tabs>
-          <w:tab w:val="num" w:pos="720"/>
-        </w:tabs>
-        <w:rPr>
-          <w:sz w:val="36"/>
-          <w:szCs w:val="36"/>
-        </w:rPr>
-      </w:pPr>
-      <w:r>
-        <w:rPr>
-          <w:sz w:val="36"/>
-          <w:szCs w:val="36"/>
-        </w:rPr>
-        <w:t>Navegação (próximo/anterior)</w:t>
-      </w:r>
-    </w:p>
-    <w:p>
-      <w:pPr>
-        <w:rPr>
-          <w:sz w:val="36"/>
-          <w:szCs w:val="36"/>
-        </w:rPr>
-      </w:pPr>
-      <w:r>
-        <w:rPr>
-          <w:rFonts w:ascii="Segoe UI Emoji" w:hAnsi="Segoe UI Emoji" w:cs="Segoe UI Emoji"/>
-          <w:sz w:val="36"/>
-          <w:szCs w:val="36"/>
-        </w:rPr>
-        <w:t>➕</w:t>
-      </w:r>
-      <w:r>
-        <w:rPr>
-          <w:sz w:val="36"/>
-          <w:szCs w:val="36"/>
-        </w:rPr>
-        <w:t xml:space="preserve"> Cadastro</w:t>
-      </w:r>
-    </w:p>
-    <w:p>
-      <w:pPr>
-        <w:tabs>
-          <w:tab w:val="num" w:pos="720"/>
-        </w:tabs>
-        <w:rPr>
-          <w:sz w:val="36"/>
-          <w:szCs w:val="36"/>
-        </w:rPr>
-      </w:pPr>
-      <w:r>
-        <w:rPr>
-          <w:sz w:val="36"/>
-          <w:szCs w:val="36"/>
-        </w:rPr>
-        <w:t>Criação de Pokémon personalizado</w:t>
-      </w:r>
-    </w:p>
-    <w:p>
-      <w:pPr>
-        <w:rPr>
-          <w:sz w:val="36"/>
-          <w:szCs w:val="36"/>
-        </w:rPr>
-      </w:pPr>
-      <w:r>
-        <w:rPr>
-          <w:rFonts w:ascii="Segoe UI Emoji" w:hAnsi="Segoe UI Emoji" w:cs="Segoe UI Emoji"/>
-          <w:sz w:val="36"/>
-          <w:szCs w:val="36"/>
-        </w:rPr>
-        <w:t>📦</w:t>
-      </w:r>
-      <w:r>
-        <w:rPr>
-          <w:sz w:val="36"/>
-          <w:szCs w:val="36"/>
-        </w:rPr>
-        <w:t xml:space="preserve"> Meus Pokémons</w:t>
-      </w:r>
-    </w:p>
-    <w:p>
-      <w:pPr>
-        <w:tabs>
-          <w:tab w:val="num" w:pos="720"/>
-        </w:tabs>
-        <w:rPr>
-          <w:sz w:val="36"/>
-          <w:szCs w:val="36"/>
-        </w:rPr>
-      </w:pPr>
-      <w:r>
-        <w:rPr>
-          <w:sz w:val="36"/>
-          <w:szCs w:val="36"/>
-        </w:rPr>
-        <w:t>Lista Pokémons do banco</w:t>
-      </w:r>
-    </w:p>
-    <w:p>
-      <w:pPr>
-        <w:tabs>
-          <w:tab w:val="num" w:pos="720"/>
-        </w:tabs>
-        <w:rPr>
-          <w:sz w:val="36"/>
-          <w:szCs w:val="36"/>
-        </w:rPr>
-      </w:pPr>
-      <w:r>
-        <w:rPr>
-          <w:sz w:val="36"/>
-          <w:szCs w:val="36"/>
-        </w:rPr>
-        <w:t>Mostra:</w:t>
-      </w:r>
-    </w:p>
-    <w:p>
-      <w:pPr>
-        <w:tabs>
-          <w:tab w:val="num" w:pos="1440"/>
-        </w:tabs>
-        <w:rPr>
-          <w:sz w:val="36"/>
-          <w:szCs w:val="36"/>
-        </w:rPr>
-      </w:pPr>
-      <w:r>
-        <w:rPr>
-          <w:sz w:val="36"/>
-          <w:szCs w:val="36"/>
-        </w:rPr>
-        <w:t>Nome</w:t>
-      </w:r>
-    </w:p>
-    <w:p>
-      <w:pPr>
-        <w:tabs>
-          <w:tab w:val="num" w:pos="1440"/>
-        </w:tabs>
-        <w:rPr>
-          <w:sz w:val="36"/>
-          <w:szCs w:val="36"/>
-        </w:rPr>
-      </w:pPr>
-      <w:r>
-        <w:rPr>
-          <w:sz w:val="36"/>
-          <w:szCs w:val="36"/>
-        </w:rPr>
-        <w:t>Tipo</w:t>
-      </w:r>
-    </w:p>
-    <w:p>
-      <w:pPr>
-        <w:tabs>
-          <w:tab w:val="num" w:pos="1440"/>
-        </w:tabs>
-        <w:rPr>
-          <w:sz w:val="36"/>
-          <w:szCs w:val="36"/>
-        </w:rPr>
-      </w:pPr>
-      <w:r>
-        <w:rPr>
-          <w:sz w:val="36"/>
-          <w:szCs w:val="36"/>
-        </w:rPr>
-        <w:lastRenderedPageBreak/>
-        <w:t>Imagem</w:t>
-      </w:r>
-    </w:p>
-    <w:p>
-      <w:pPr>
-        <w:tabs>
-          <w:tab w:val="num" w:pos="1440"/>
-        </w:tabs>
-        <w:rPr>
-          <w:sz w:val="36"/>
-          <w:szCs w:val="36"/>
-        </w:rPr>
-      </w:pPr>
-      <w:proofErr w:type="spellStart"/>
-      <w:r>
-        <w:rPr>
-          <w:sz w:val="36"/>
-          <w:szCs w:val="36"/>
-        </w:rPr>
-        <w:t>Stats</w:t>
-      </w:r>
-      <w:proofErr w:type="spellEnd"/>
-      <w:r>
-        <w:rPr>
-          <w:sz w:val="36"/>
-          <w:szCs w:val="36"/>
-        </w:rPr>
-        <w:t xml:space="preserve"> com barras</w:t>
-      </w:r>
-    </w:p>
-    <w:p>
-      <w:pPr>
-        <w:rPr>
-          <w:sz w:val="36"/>
-          <w:szCs w:val="36"/>
-        </w:rPr>
-      </w:pPr>
-      <w:r>
-        <w:rPr>
-          <w:rFonts w:ascii="Segoe UI Emoji" w:hAnsi="Segoe UI Emoji" w:cs="Segoe UI Emoji"/>
-          <w:sz w:val="36"/>
-          <w:szCs w:val="36"/>
-        </w:rPr>
-        <w:t>✏️</w:t>
-      </w:r>
-      <w:r>
-        <w:rPr>
-          <w:sz w:val="36"/>
-          <w:szCs w:val="36"/>
-        </w:rPr>
-        <w:t xml:space="preserve"> Edição</w:t>
-      </w:r>
-    </w:p>
-    <w:p>
-      <w:pPr>
-        <w:tabs>
-          <w:tab w:val="num" w:pos="720"/>
-        </w:tabs>
-        <w:rPr>
-          <w:sz w:val="36"/>
-          <w:szCs w:val="36"/>
-        </w:rPr>
-      </w:pPr>
-      <w:r>
-        <w:rPr>
-          <w:sz w:val="36"/>
-          <w:szCs w:val="36"/>
-        </w:rPr>
-        <w:t>Atualização completa dos dados</w:t>
-      </w:r>
-    </w:p>
-    <w:p>
-      <w:pPr>
-        <w:rPr>
-          <w:sz w:val="36"/>
-          <w:szCs w:val="36"/>
-        </w:rPr>
-      </w:pPr>
-      <w:r>
-        <w:rPr>
-          <w:sz w:val="36"/>
-          <w:szCs w:val="36"/>
-        </w:rPr>
-        <w:pict w14:anchorId="481F6E98">
-          <v:rect id="_x0000_i1183" style="width:0;height:1.5pt" o:hralign="center" o:hrstd="t" o:hr="t" fillcolor="#a0a0a0" stroked="f"/>
-        </w:pict>
-      </w:r>
-    </w:p>
-    <w:p>
-      <w:pPr>
-        <w:rPr>
-          <w:sz w:val="36"/>
-          <w:szCs w:val="36"/>
-        </w:rPr>
-      </w:pPr>
-      <w:r>
-        <w:rPr>
-          <w:rFonts w:ascii="Segoe UI Emoji" w:hAnsi="Segoe UI Emoji" w:cs="Segoe UI Emoji"/>
-          <w:sz w:val="36"/>
-          <w:szCs w:val="36"/>
-        </w:rPr>
-        <w:t>🔄</w:t>
-      </w:r>
-      <w:r>
-        <w:rPr>
-          <w:sz w:val="36"/>
-          <w:szCs w:val="36"/>
-        </w:rPr>
-        <w:t xml:space="preserve"> Fluxo do Sistema</w:t>
-      </w:r>
-    </w:p>
-    <w:p>
-      <w:pPr>
-        <w:tabs>
-          <w:tab w:val="num" w:pos="720"/>
-        </w:tabs>
-        <w:rPr>
-          <w:sz w:val="36"/>
-          <w:szCs w:val="36"/>
-        </w:rPr>
-      </w:pPr>
-      <w:r>
-        <w:rPr>
-          <w:sz w:val="36"/>
-          <w:szCs w:val="36"/>
-        </w:rPr>
-        <w:t xml:space="preserve">Usuário acessa </w:t>
-      </w:r>
-      <w:proofErr w:type="spellStart"/>
-      <w:r>
-        <w:rPr>
-          <w:sz w:val="36"/>
-          <w:szCs w:val="36"/>
-        </w:rPr>
-        <w:t>Pokédex</w:t>
-      </w:r>
-      <w:proofErr w:type="spellEnd"/>
-    </w:p>
-    <w:p>
-      <w:pPr>
-        <w:tabs>
-          <w:tab w:val="num" w:pos="720"/>
-        </w:tabs>
-        <w:rPr>
-          <w:sz w:val="36"/>
-          <w:szCs w:val="36"/>
-        </w:rPr>
-      </w:pPr>
-      <w:r>
-        <w:rPr>
-          <w:sz w:val="36"/>
-          <w:szCs w:val="36"/>
-        </w:rPr>
-        <w:t>Busca Pokémon (API)</w:t>
-      </w:r>
-    </w:p>
-    <w:p>
-      <w:pPr>
-        <w:tabs>
-          <w:tab w:val="num" w:pos="720"/>
-        </w:tabs>
-        <w:rPr>
-          <w:sz w:val="36"/>
-          <w:szCs w:val="36"/>
-        </w:rPr>
-      </w:pPr>
-      <w:r>
-        <w:rPr>
-          <w:sz w:val="36"/>
-          <w:szCs w:val="36"/>
-        </w:rPr>
-        <w:t>Pode cadastrar novo Pokémon</w:t>
-      </w:r>
-    </w:p>
-    <w:p>
-      <w:pPr>
-        <w:tabs>
-          <w:tab w:val="num" w:pos="720"/>
-        </w:tabs>
-        <w:rPr>
-          <w:sz w:val="36"/>
-          <w:szCs w:val="36"/>
-        </w:rPr>
-      </w:pPr>
-      <w:r>
-        <w:rPr>
-          <w:sz w:val="36"/>
-          <w:szCs w:val="36"/>
-        </w:rPr>
-        <w:t>Dados são salvos no banco</w:t>
-      </w:r>
-    </w:p>
-    <w:p>
-      <w:pPr>
-        <w:tabs>
-          <w:tab w:val="num" w:pos="720"/>
-        </w:tabs>
-        <w:rPr>
-          <w:sz w:val="36"/>
-          <w:szCs w:val="36"/>
-        </w:rPr>
-      </w:pPr>
-      <w:r>
-        <w:rPr>
-          <w:sz w:val="36"/>
-          <w:szCs w:val="36"/>
-        </w:rPr>
-        <w:t>Visualiza em "Meus Pokémons"</w:t>
-      </w:r>
-    </w:p>
-    <w:p>
-      <w:pPr>
-        <w:tabs>
-          <w:tab w:val="num" w:pos="720"/>
-        </w:tabs>
-        <w:rPr>
-          <w:sz w:val="36"/>
-          <w:szCs w:val="36"/>
-        </w:rPr>
-      </w:pPr>
-      <w:r>
-        <w:rPr>
-          <w:sz w:val="36"/>
-          <w:szCs w:val="36"/>
-        </w:rPr>
-        <w:t>Pode editar ou excluir</w:t>
-      </w:r>
-    </w:p>
-    <w:p>
-      <w:pPr>
-        <w:rPr>
-          <w:sz w:val="36"/>
-          <w:szCs w:val="36"/>
-        </w:rPr>
-      </w:pPr>
-      <w:r>
-        <w:rPr>
-          <w:sz w:val="36"/>
-          <w:szCs w:val="36"/>
-        </w:rPr>
-        <w:pict w14:anchorId="78E28A04">
-          <v:rect id="_x0000_i1184" style="width:0;height:1.5pt" o:hralign="center" o:hrstd="t" o:hr="t" fillcolor="#a0a0a0" stroked="f"/>
-        </w:pict>
-      </w:r>
-    </w:p>
-    <w:p>
-      <w:pPr>
-        <w:rPr>
-          <w:sz w:val="36"/>
-          <w:szCs w:val="36"/>
-        </w:rPr>
-      </w:pPr>
-      <w:r>
-        <w:rPr>
-          <w:rFonts w:ascii="Segoe UI Emoji" w:hAnsi="Segoe UI Emoji" w:cs="Segoe UI Emoji"/>
-          <w:sz w:val="36"/>
-          <w:szCs w:val="36"/>
-        </w:rPr>
-        <w:t>✅</w:t>
-      </w:r>
-      <w:r>
-        <w:rPr>
-          <w:sz w:val="36"/>
-          <w:szCs w:val="36"/>
-        </w:rPr>
-        <w:t xml:space="preserve"> Conclusão</w:t>
-      </w:r>
-    </w:p>
-    <w:p>
-      <w:pPr>
-        <w:rPr>
-          <w:sz w:val="36"/>
-          <w:szCs w:val="36"/>
-        </w:rPr>
-      </w:pPr>
-      <w:r>
-        <w:rPr>
-          <w:sz w:val="36"/>
-          <w:szCs w:val="36"/>
-        </w:rPr>
-        <w:t>O sistema está completo com:</w:t>
-      </w:r>
-    </w:p>
-    <w:p>
-      <w:pPr>
-        <w:tabs>
-          <w:tab w:val="num" w:pos="720"/>
-        </w:tabs>
-        <w:rPr>
-          <w:sz w:val="36"/>
-          <w:szCs w:val="36"/>
-        </w:rPr>
-      </w:pPr>
-      <w:r>
-        <w:rPr>
-          <w:sz w:val="36"/>
-          <w:szCs w:val="36"/>
-        </w:rPr>
-        <w:t>Integração com API externa</w:t>
-      </w:r>
-    </w:p>
-    <w:p>
-      <w:pPr>
-        <w:tabs>
-          <w:tab w:val="num" w:pos="720"/>
-        </w:tabs>
-        <w:rPr>
-          <w:sz w:val="36"/>
-          <w:szCs w:val="36"/>
-        </w:rPr>
-      </w:pPr>
-      <w:r>
-        <w:rPr>
-          <w:sz w:val="36"/>
-          <w:szCs w:val="36"/>
-        </w:rPr>
-        <w:t>Banco de dados funcional</w:t>
-      </w:r>
-    </w:p>
-    <w:p>
-      <w:pPr>
-        <w:tabs>
-          <w:tab w:val="num" w:pos="720"/>
-        </w:tabs>
-        <w:rPr>
-          <w:sz w:val="36"/>
-          <w:szCs w:val="36"/>
-        </w:rPr>
-      </w:pPr>
-      <w:r>
-        <w:rPr>
-          <w:sz w:val="36"/>
-          <w:szCs w:val="36"/>
-        </w:rPr>
-        <w:t>CRUD completo (</w:t>
-      </w:r>
-      <w:proofErr w:type="spellStart"/>
-      <w:r>
-        <w:rPr>
-          <w:sz w:val="36"/>
-          <w:szCs w:val="36"/>
-        </w:rPr>
-        <w:t>Create</w:t>
-      </w:r>
-      <w:proofErr w:type="spellEnd"/>
-      <w:r>
-        <w:rPr>
-          <w:sz w:val="36"/>
-          <w:szCs w:val="36"/>
-        </w:rPr>
-        <w:t xml:space="preserve">, </w:t>
-      </w:r>
-      <w:proofErr w:type="spellStart"/>
-      <w:r>
-        <w:rPr>
-          <w:sz w:val="36"/>
-          <w:szCs w:val="36"/>
-        </w:rPr>
-        <w:t>Read</w:t>
-      </w:r>
-      <w:proofErr w:type="spellEnd"/>
-      <w:r>
-        <w:rPr>
-          <w:sz w:val="36"/>
-          <w:szCs w:val="36"/>
-        </w:rPr>
-        <w:t>, Update, Delete)</w:t>
+          <w:lang w:val="en-US"/>
+        </w:rPr>
+        <w:t xml:space="preserve"> (Create, Read, Update, Delete)</w:t>
       </w:r>
     </w:p>
     <w:p>
